--- a/tools/myCustomBlockly/iMi/ChargeEsp32/ChargeEsp32規劃.docx
+++ b/tools/myCustomBlockly/iMi/ChargeEsp32/ChargeEsp32規劃.docx
@@ -1001,6 +1001,7 @@
             <w:r>
               <w:rPr>
                 <w:rFonts w:ascii="Arial Unicode MS" w:hAnsi="Arial Unicode MS"/>
+                <w:noProof/>
                 <w:color w:val="008800"/>
                 <w:sz w:val="20"/>
                 <w:szCs w:val="20"/>
@@ -1695,9 +1696,6 @@
             <w:pPr>
               <w:adjustRightInd w:val="0"/>
               <w:snapToGrid w:val="0"/>
-              <w:rPr>
-                <w:rFonts w:hint="eastAsia"/>
-              </w:rPr>
             </w:pPr>
             <w:r>
               <w:rPr>
@@ -1706,34 +1704,7 @@
                 <w:sz w:val="20"/>
                 <w:szCs w:val="20"/>
               </w:rPr>
-              <w:t>_0</w:t>
-            </w:r>
-            <w:r>
-              <w:rPr>
-                <w:rFonts w:ascii="Arial Unicode MS" w:hAnsi="Arial Unicode MS"/>
-                <w:color w:val="008800"/>
-                <w:sz w:val="20"/>
-                <w:szCs w:val="20"/>
-              </w:rPr>
-              <w:t>2</w:t>
-            </w:r>
-            <w:r>
-              <w:rPr>
-                <w:rFonts w:ascii="Arial Unicode MS" w:hAnsi="Arial Unicode MS"/>
-                <w:color w:val="008800"/>
-                <w:sz w:val="20"/>
-                <w:szCs w:val="20"/>
-              </w:rPr>
-              <w:t>imi_espcharge_</w:t>
-            </w:r>
-            <w:r>
-              <w:rPr>
-                <w:rFonts w:ascii="Arial Unicode MS" w:hAnsi="Arial Unicode MS"/>
-                <w:color w:val="008800"/>
-                <w:sz w:val="20"/>
-                <w:szCs w:val="20"/>
-              </w:rPr>
-              <w:t>wifi</w:t>
+              <w:t>_02imi_espcharge_wifi</w:t>
             </w:r>
           </w:p>
           <w:p>
@@ -2789,16 +2760,7 @@
                 <w:sz w:val="20"/>
                 <w:szCs w:val="20"/>
               </w:rPr>
-              <w:t>_03</w:t>
-            </w:r>
-            <w:r>
-              <w:rPr>
-                <w:rFonts w:ascii="Arial Unicode MS" w:hAnsi="Arial Unicode MS"/>
-                <w:color w:val="008800"/>
-                <w:sz w:val="20"/>
-                <w:szCs w:val="20"/>
-              </w:rPr>
-              <w:t>imi_espcharge_sheet</w:t>
+              <w:t>_03imi_espcharge_sheet</w:t>
             </w:r>
           </w:p>
           <w:p>
@@ -3885,13 +3847,7 @@
               <w:t>'</w:t>
             </w:r>
           </w:p>
-          <w:p>
-            <w:pPr>
-              <w:rPr>
-                <w:rFonts w:hint="eastAsia"/>
-              </w:rPr>
-            </w:pPr>
-          </w:p>
+          <w:p/>
         </w:tc>
         <w:tc>
           <w:tcPr>
@@ -4000,7 +3956,6 @@
             <w:pPr>
               <w:spacing w:line="200" w:lineRule="exact"/>
               <w:rPr>
-                <w:rFonts w:hint="eastAsia"/>
                 <w:sz w:val="20"/>
                 <w:szCs w:val="20"/>
               </w:rPr>
@@ -4438,36 +4393,68 @@
             <w:pPr>
               <w:spacing w:line="200" w:lineRule="exact"/>
               <w:rPr>
+                <w:sz w:val="20"/>
+                <w:szCs w:val="20"/>
+              </w:rPr>
+            </w:pPr>
+          </w:p>
+          <w:p>
+            <w:pPr>
+              <w:spacing w:line="200" w:lineRule="exact"/>
+              <w:rPr>
+                <w:sz w:val="20"/>
+                <w:szCs w:val="20"/>
+              </w:rPr>
+            </w:pPr>
+            <w:r>
+              <w:rPr>
                 <w:rFonts w:hint="eastAsia"/>
                 <w:sz w:val="20"/>
                 <w:szCs w:val="20"/>
               </w:rPr>
-            </w:pPr>
-          </w:p>
-          <w:p>
-            <w:pPr>
-              <w:spacing w:line="200" w:lineRule="exact"/>
+              <w:t>//====</w:t>
+            </w:r>
+            <w:r>
               <w:rPr>
                 <w:rFonts w:hint="eastAsia"/>
                 <w:sz w:val="20"/>
                 <w:szCs w:val="20"/>
               </w:rPr>
-            </w:pPr>
+              <w:t>變數設定</w:t>
+            </w:r>
             <w:r>
               <w:rPr>
                 <w:rFonts w:hint="eastAsia"/>
                 <w:sz w:val="20"/>
                 <w:szCs w:val="20"/>
               </w:rPr>
-              <w:t>//====</w:t>
-            </w:r>
+              <w:t xml:space="preserve"> End====</w:t>
+            </w:r>
+          </w:p>
+          <w:p>
+            <w:pPr>
+              <w:spacing w:line="200" w:lineRule="exact"/>
+              <w:rPr>
+                <w:sz w:val="20"/>
+                <w:szCs w:val="20"/>
+              </w:rPr>
+            </w:pPr>
+          </w:p>
+          <w:p>
+            <w:pPr>
+              <w:spacing w:line="200" w:lineRule="exact"/>
+              <w:rPr>
+                <w:sz w:val="20"/>
+                <w:szCs w:val="20"/>
+              </w:rPr>
+            </w:pPr>
             <w:r>
               <w:rPr>
                 <w:rFonts w:hint="eastAsia"/>
                 <w:sz w:val="20"/>
                 <w:szCs w:val="20"/>
               </w:rPr>
-              <w:t>變數設定</w:t>
+              <w:t>//asId</w:t>
             </w:r>
             <w:r>
               <w:rPr>
@@ -4475,92 +4462,186 @@
                 <w:sz w:val="20"/>
                 <w:szCs w:val="20"/>
               </w:rPr>
-              <w:t xml:space="preserve"> End====</w:t>
-            </w:r>
-          </w:p>
-          <w:p>
-            <w:pPr>
-              <w:spacing w:line="200" w:lineRule="exact"/>
-              <w:rPr>
-                <w:sz w:val="20"/>
-                <w:szCs w:val="20"/>
-              </w:rPr>
-            </w:pPr>
-          </w:p>
-          <w:p>
-            <w:pPr>
-              <w:spacing w:line="200" w:lineRule="exact"/>
+              <w:t>不要變更</w:t>
+            </w:r>
+          </w:p>
+          <w:p>
+            <w:pPr>
+              <w:spacing w:line="200" w:lineRule="exact"/>
+              <w:rPr>
+                <w:sz w:val="20"/>
+                <w:szCs w:val="20"/>
+              </w:rPr>
+            </w:pPr>
+            <w:r>
+              <w:rPr>
+                <w:sz w:val="20"/>
+                <w:szCs w:val="20"/>
+              </w:rPr>
+              <w:t>const char* asId="AKfycbyR-Yp-uu4nIvnjvnkILaQ5AX8yFxp-UpBO-Sqs0su3ai1N_BvQsz_Q";</w:t>
+            </w:r>
+          </w:p>
+          <w:p>
+            <w:pPr>
+              <w:spacing w:line="200" w:lineRule="exact"/>
+              <w:rPr>
+                <w:sz w:val="20"/>
+                <w:szCs w:val="20"/>
+              </w:rPr>
+            </w:pPr>
+            <w:r>
+              <w:rPr>
+                <w:sz w:val="20"/>
+                <w:szCs w:val="20"/>
+              </w:rPr>
+              <w:t xml:space="preserve"> </w:t>
+            </w:r>
+          </w:p>
+          <w:p>
+            <w:pPr>
+              <w:spacing w:line="200" w:lineRule="exact"/>
+              <w:rPr>
+                <w:sz w:val="20"/>
+                <w:szCs w:val="20"/>
+              </w:rPr>
+            </w:pPr>
+            <w:r>
               <w:rPr>
                 <w:rFonts w:hint="eastAsia"/>
                 <w:sz w:val="20"/>
                 <w:szCs w:val="20"/>
               </w:rPr>
-            </w:pPr>
+              <w:t>//</w:t>
+            </w:r>
             <w:r>
               <w:rPr>
                 <w:rFonts w:hint="eastAsia"/>
                 <w:sz w:val="20"/>
                 <w:szCs w:val="20"/>
               </w:rPr>
-              <w:t>//asId</w:t>
-            </w:r>
+              <w:t>測電流電壓</w:t>
+            </w:r>
+          </w:p>
+          <w:p>
+            <w:pPr>
+              <w:spacing w:line="200" w:lineRule="exact"/>
+              <w:rPr>
+                <w:sz w:val="20"/>
+                <w:szCs w:val="20"/>
+              </w:rPr>
+            </w:pPr>
+            <w:r>
+              <w:rPr>
+                <w:sz w:val="20"/>
+                <w:szCs w:val="20"/>
+              </w:rPr>
+              <w:t>float shuntvoltage = 0;</w:t>
+            </w:r>
+          </w:p>
+          <w:p>
+            <w:pPr>
+              <w:spacing w:line="200" w:lineRule="exact"/>
+              <w:rPr>
+                <w:sz w:val="20"/>
+                <w:szCs w:val="20"/>
+              </w:rPr>
+            </w:pPr>
+            <w:r>
+              <w:rPr>
+                <w:sz w:val="20"/>
+                <w:szCs w:val="20"/>
+              </w:rPr>
+              <w:t>float busvoltage = 0;</w:t>
+            </w:r>
+          </w:p>
+          <w:p>
+            <w:pPr>
+              <w:spacing w:line="200" w:lineRule="exact"/>
+              <w:rPr>
+                <w:sz w:val="20"/>
+                <w:szCs w:val="20"/>
+              </w:rPr>
+            </w:pPr>
+            <w:r>
+              <w:rPr>
+                <w:sz w:val="20"/>
+                <w:szCs w:val="20"/>
+              </w:rPr>
+              <w:t>float current_mA = 0;</w:t>
+            </w:r>
+          </w:p>
+          <w:p>
+            <w:pPr>
+              <w:spacing w:line="200" w:lineRule="exact"/>
+              <w:rPr>
+                <w:sz w:val="20"/>
+                <w:szCs w:val="20"/>
+              </w:rPr>
+            </w:pPr>
+            <w:r>
+              <w:rPr>
+                <w:sz w:val="20"/>
+                <w:szCs w:val="20"/>
+              </w:rPr>
+              <w:t>float loadvoltage = 0;</w:t>
+            </w:r>
+          </w:p>
+          <w:p>
+            <w:pPr>
+              <w:spacing w:line="200" w:lineRule="exact"/>
+              <w:rPr>
+                <w:sz w:val="20"/>
+                <w:szCs w:val="20"/>
+              </w:rPr>
+            </w:pPr>
+            <w:r>
+              <w:rPr>
+                <w:sz w:val="20"/>
+                <w:szCs w:val="20"/>
+              </w:rPr>
+              <w:t>float power_mW = 0;</w:t>
+            </w:r>
+          </w:p>
+          <w:p>
+            <w:pPr>
+              <w:spacing w:line="200" w:lineRule="exact"/>
+              <w:rPr>
+                <w:sz w:val="20"/>
+                <w:szCs w:val="20"/>
+              </w:rPr>
+            </w:pPr>
+          </w:p>
+          <w:p>
+            <w:pPr>
+              <w:spacing w:line="200" w:lineRule="exact"/>
+              <w:rPr>
+                <w:sz w:val="20"/>
+                <w:szCs w:val="20"/>
+              </w:rPr>
+            </w:pPr>
             <w:r>
               <w:rPr>
                 <w:rFonts w:hint="eastAsia"/>
                 <w:sz w:val="20"/>
                 <w:szCs w:val="20"/>
               </w:rPr>
-              <w:t>不要變更</w:t>
-            </w:r>
-          </w:p>
-          <w:p>
-            <w:pPr>
-              <w:spacing w:line="200" w:lineRule="exact"/>
-              <w:rPr>
-                <w:sz w:val="20"/>
-                <w:szCs w:val="20"/>
-              </w:rPr>
-            </w:pPr>
-            <w:r>
-              <w:rPr>
-                <w:sz w:val="20"/>
-                <w:szCs w:val="20"/>
-              </w:rPr>
-              <w:t>const char* asId="AKfycbyR-Yp-uu4nIvnjvnkILaQ5AX8yFxp-UpBO-Sqs0su3ai1N_BvQsz_Q";</w:t>
-            </w:r>
-          </w:p>
-          <w:p>
-            <w:pPr>
-              <w:spacing w:line="200" w:lineRule="exact"/>
-              <w:rPr>
-                <w:sz w:val="20"/>
-                <w:szCs w:val="20"/>
-              </w:rPr>
-            </w:pPr>
-            <w:r>
-              <w:rPr>
-                <w:sz w:val="20"/>
-                <w:szCs w:val="20"/>
-              </w:rPr>
-              <w:t xml:space="preserve"> </w:t>
-            </w:r>
-          </w:p>
-          <w:p>
-            <w:pPr>
-              <w:spacing w:line="200" w:lineRule="exact"/>
+              <w:t>Adafruit_INA219 ina219Bat;//</w:t>
+            </w:r>
+            <w:r>
               <w:rPr>
                 <w:rFonts w:hint="eastAsia"/>
                 <w:sz w:val="20"/>
                 <w:szCs w:val="20"/>
               </w:rPr>
-            </w:pPr>
+              <w:t>太陽能→</w:t>
+            </w:r>
             <w:r>
               <w:rPr>
                 <w:rFonts w:hint="eastAsia"/>
                 <w:sz w:val="20"/>
                 <w:szCs w:val="20"/>
               </w:rPr>
-              <w:t>//</w:t>
+              <w:t>14500</w:t>
             </w:r>
             <w:r>
               <w:rPr>
@@ -4568,163 +4649,31 @@
                 <w:sz w:val="20"/>
                 <w:szCs w:val="20"/>
               </w:rPr>
-              <w:t>測電流電壓</w:t>
-            </w:r>
-          </w:p>
-          <w:p>
-            <w:pPr>
-              <w:spacing w:line="200" w:lineRule="exact"/>
-              <w:rPr>
-                <w:sz w:val="20"/>
-                <w:szCs w:val="20"/>
-              </w:rPr>
-            </w:pPr>
-            <w:r>
-              <w:rPr>
-                <w:sz w:val="20"/>
-                <w:szCs w:val="20"/>
-              </w:rPr>
-              <w:t>float shuntvoltage = 0;</w:t>
-            </w:r>
-          </w:p>
-          <w:p>
-            <w:pPr>
-              <w:spacing w:line="200" w:lineRule="exact"/>
-              <w:rPr>
-                <w:sz w:val="20"/>
-                <w:szCs w:val="20"/>
-              </w:rPr>
-            </w:pPr>
-            <w:r>
-              <w:rPr>
-                <w:sz w:val="20"/>
-                <w:szCs w:val="20"/>
-              </w:rPr>
-              <w:t>float busvoltage = 0;</w:t>
-            </w:r>
-          </w:p>
-          <w:p>
-            <w:pPr>
-              <w:spacing w:line="200" w:lineRule="exact"/>
-              <w:rPr>
-                <w:sz w:val="20"/>
-                <w:szCs w:val="20"/>
-              </w:rPr>
-            </w:pPr>
-            <w:r>
-              <w:rPr>
-                <w:sz w:val="20"/>
-                <w:szCs w:val="20"/>
-              </w:rPr>
-              <w:t>float current_mA = 0;</w:t>
-            </w:r>
-          </w:p>
-          <w:p>
-            <w:pPr>
-              <w:spacing w:line="200" w:lineRule="exact"/>
-              <w:rPr>
-                <w:sz w:val="20"/>
-                <w:szCs w:val="20"/>
-              </w:rPr>
-            </w:pPr>
-            <w:r>
-              <w:rPr>
-                <w:sz w:val="20"/>
-                <w:szCs w:val="20"/>
-              </w:rPr>
-              <w:t>float loadvoltage = 0;</w:t>
-            </w:r>
-          </w:p>
-          <w:p>
-            <w:pPr>
-              <w:spacing w:line="200" w:lineRule="exact"/>
-              <w:rPr>
-                <w:sz w:val="20"/>
-                <w:szCs w:val="20"/>
-              </w:rPr>
-            </w:pPr>
-            <w:r>
-              <w:rPr>
-                <w:sz w:val="20"/>
-                <w:szCs w:val="20"/>
-              </w:rPr>
-              <w:t>float power_mW = 0;</w:t>
-            </w:r>
-          </w:p>
-          <w:p>
-            <w:pPr>
-              <w:spacing w:line="200" w:lineRule="exact"/>
-              <w:rPr>
-                <w:sz w:val="20"/>
-                <w:szCs w:val="20"/>
-              </w:rPr>
-            </w:pPr>
-          </w:p>
-          <w:p>
-            <w:pPr>
-              <w:spacing w:line="200" w:lineRule="exact"/>
+              <w:t>鋰電池</w:t>
+            </w:r>
+          </w:p>
+          <w:p>
+            <w:pPr>
+              <w:spacing w:line="200" w:lineRule="exact"/>
+              <w:rPr>
+                <w:sz w:val="20"/>
+                <w:szCs w:val="20"/>
+              </w:rPr>
+            </w:pPr>
+            <w:r>
               <w:rPr>
                 <w:rFonts w:hint="eastAsia"/>
                 <w:sz w:val="20"/>
                 <w:szCs w:val="20"/>
               </w:rPr>
-            </w:pPr>
+              <w:t>Adafruit_INA219 ina219Car;//14500</w:t>
+            </w:r>
             <w:r>
               <w:rPr>
                 <w:rFonts w:hint="eastAsia"/>
                 <w:sz w:val="20"/>
                 <w:szCs w:val="20"/>
               </w:rPr>
-              <w:t>Adafruit_INA219 ina219Bat;//</w:t>
-            </w:r>
-            <w:r>
-              <w:rPr>
-                <w:rFonts w:hint="eastAsia"/>
-                <w:sz w:val="20"/>
-                <w:szCs w:val="20"/>
-              </w:rPr>
-              <w:t>太陽能→</w:t>
-            </w:r>
-            <w:r>
-              <w:rPr>
-                <w:rFonts w:hint="eastAsia"/>
-                <w:sz w:val="20"/>
-                <w:szCs w:val="20"/>
-              </w:rPr>
-              <w:t>14500</w:t>
-            </w:r>
-            <w:r>
-              <w:rPr>
-                <w:rFonts w:hint="eastAsia"/>
-                <w:sz w:val="20"/>
-                <w:szCs w:val="20"/>
-              </w:rPr>
-              <w:t>鋰電池</w:t>
-            </w:r>
-          </w:p>
-          <w:p>
-            <w:pPr>
-              <w:spacing w:line="200" w:lineRule="exact"/>
-              <w:rPr>
-                <w:rFonts w:hint="eastAsia"/>
-                <w:sz w:val="20"/>
-                <w:szCs w:val="20"/>
-              </w:rPr>
-            </w:pPr>
-            <w:r>
-              <w:rPr>
-                <w:rFonts w:hint="eastAsia"/>
-                <w:sz w:val="20"/>
-                <w:szCs w:val="20"/>
-              </w:rPr>
-              <w:t>Adafruit_INA219 ina219Car;//14500</w:t>
-            </w:r>
-            <w:r>
-              <w:rPr>
-                <w:rFonts w:hint="eastAsia"/>
-                <w:sz w:val="20"/>
-                <w:szCs w:val="20"/>
-              </w:rPr>
               <w:t>鋰電池→小車</w:t>
             </w:r>
           </w:p>
@@ -4741,7 +4690,6 @@
             <w:pPr>
               <w:spacing w:line="200" w:lineRule="exact"/>
               <w:rPr>
-                <w:rFonts w:hint="eastAsia"/>
                 <w:sz w:val="20"/>
                 <w:szCs w:val="20"/>
               </w:rPr>
@@ -5828,12 +5776,20 @@
             <w:pPr>
               <w:spacing w:line="200" w:lineRule="exact"/>
               <w:rPr>
+                <w:color w:val="ED7D31" w:themeColor="accent2"/>
+                <w:sz w:val="20"/>
+                <w:szCs w:val="20"/>
+              </w:rPr>
+            </w:pPr>
+            <w:r>
+              <w:rPr>
                 <w:rFonts w:hint="eastAsia"/>
                 <w:color w:val="ED7D31" w:themeColor="accent2"/>
                 <w:sz w:val="20"/>
                 <w:szCs w:val="20"/>
               </w:rPr>
-            </w:pPr>
+              <w:t xml:space="preserve">    </w:t>
+            </w:r>
             <w:r>
               <w:rPr>
                 <w:rFonts w:hint="eastAsia"/>
@@ -5841,16 +5797,131 @@
                 <w:sz w:val="20"/>
                 <w:szCs w:val="20"/>
               </w:rPr>
+              <w:t>int interval = 31;//</w:t>
+            </w:r>
+            <w:r>
+              <w:rPr>
+                <w:rFonts w:hint="eastAsia"/>
+                <w:color w:val="ED7D31" w:themeColor="accent2"/>
+                <w:sz w:val="20"/>
+                <w:szCs w:val="20"/>
+              </w:rPr>
+              <w:t>每隔幾秒紀錄一次</w:t>
+            </w:r>
+          </w:p>
+          <w:p>
+            <w:pPr>
+              <w:spacing w:line="200" w:lineRule="exact"/>
+              <w:rPr>
+                <w:color w:val="ED7D31" w:themeColor="accent2"/>
+                <w:sz w:val="20"/>
+                <w:szCs w:val="20"/>
+              </w:rPr>
+            </w:pPr>
+            <w:r>
+              <w:rPr>
+                <w:color w:val="ED7D31" w:themeColor="accent2"/>
+                <w:sz w:val="20"/>
+                <w:szCs w:val="20"/>
+              </w:rPr>
+              <w:t xml:space="preserve">  if(millis()-preMillisBat&gt;=interval*1000){</w:t>
+            </w:r>
+          </w:p>
+          <w:p>
+            <w:pPr>
+              <w:spacing w:line="200" w:lineRule="exact"/>
+              <w:rPr>
+                <w:color w:val="ED7D31" w:themeColor="accent2"/>
+                <w:sz w:val="20"/>
+                <w:szCs w:val="20"/>
+              </w:rPr>
+            </w:pPr>
+            <w:r>
+              <w:rPr>
+                <w:color w:val="ED7D31" w:themeColor="accent2"/>
+                <w:sz w:val="20"/>
+                <w:szCs w:val="20"/>
+              </w:rPr>
               <w:t xml:space="preserve">    </w:t>
             </w:r>
             <w:r>
               <w:rPr>
+                <w:color w:val="ED7D31" w:themeColor="accent2"/>
+                <w:sz w:val="20"/>
+                <w:szCs w:val="20"/>
+              </w:rPr>
+              <w:t xml:space="preserve">  preMillisBat = millis();</w:t>
+            </w:r>
+          </w:p>
+          <w:p>
+            <w:pPr>
+              <w:spacing w:line="200" w:lineRule="exact"/>
+              <w:rPr>
+                <w:color w:val="ED7D31" w:themeColor="accent2"/>
+                <w:sz w:val="20"/>
+                <w:szCs w:val="20"/>
+              </w:rPr>
+            </w:pPr>
+            <w:r>
+              <w:rPr>
+                <w:color w:val="ED7D31" w:themeColor="accent2"/>
+                <w:sz w:val="20"/>
+                <w:szCs w:val="20"/>
+              </w:rPr>
+              <w:t xml:space="preserve">    </w:t>
+            </w:r>
+            <w:r>
+              <w:rPr>
+                <w:color w:val="ED7D31" w:themeColor="accent2"/>
+                <w:sz w:val="20"/>
+                <w:szCs w:val="20"/>
+              </w:rPr>
+              <w:t xml:space="preserve">  </w:t>
+            </w:r>
+          </w:p>
+          <w:p>
+            <w:pPr>
+              <w:spacing w:line="200" w:lineRule="exact"/>
+              <w:rPr>
+                <w:color w:val="ED7D31" w:themeColor="accent2"/>
+                <w:sz w:val="20"/>
+                <w:szCs w:val="20"/>
+              </w:rPr>
+            </w:pPr>
+            <w:r>
+              <w:rPr>
+                <w:color w:val="ED7D31" w:themeColor="accent2"/>
+                <w:sz w:val="20"/>
+                <w:szCs w:val="20"/>
+              </w:rPr>
+              <w:t xml:space="preserve">    </w:t>
+            </w:r>
+            <w:r>
+              <w:rPr>
+                <w:color w:val="ED7D31" w:themeColor="accent2"/>
+                <w:sz w:val="20"/>
+                <w:szCs w:val="20"/>
+              </w:rPr>
+              <w:t xml:space="preserve">  shuntvoltage = ina219Bat.getShuntVoltage_mV();</w:t>
+            </w:r>
+          </w:p>
+          <w:p>
+            <w:pPr>
+              <w:spacing w:line="200" w:lineRule="exact"/>
+              <w:rPr>
+                <w:color w:val="ED7D31" w:themeColor="accent2"/>
+                <w:sz w:val="20"/>
+                <w:szCs w:val="20"/>
+              </w:rPr>
+            </w:pPr>
+            <w:r>
+              <w:rPr>
                 <w:rFonts w:hint="eastAsia"/>
                 <w:color w:val="ED7D31" w:themeColor="accent2"/>
                 <w:sz w:val="20"/>
                 <w:szCs w:val="20"/>
               </w:rPr>
-              <w:t>int interval = 31;//</w:t>
+              <w:t xml:space="preserve">    </w:t>
             </w:r>
             <w:r>
               <w:rPr>
@@ -5859,6 +5930,458 @@
                 <w:sz w:val="20"/>
                 <w:szCs w:val="20"/>
               </w:rPr>
+              <w:t xml:space="preserve">  busvoltage = ina219Bat.getBusVoltage_V();//Bus Voltage</w:t>
+            </w:r>
+            <w:r>
+              <w:rPr>
+                <w:rFonts w:hint="eastAsia"/>
+                <w:color w:val="ED7D31" w:themeColor="accent2"/>
+                <w:sz w:val="20"/>
+                <w:szCs w:val="20"/>
+              </w:rPr>
+              <w:t>電池電壓</w:t>
+            </w:r>
+            <w:r>
+              <w:rPr>
+                <w:rFonts w:hint="eastAsia"/>
+                <w:color w:val="ED7D31" w:themeColor="accent2"/>
+                <w:sz w:val="20"/>
+                <w:szCs w:val="20"/>
+              </w:rPr>
+              <w:t>(V)</w:t>
+            </w:r>
+          </w:p>
+          <w:p>
+            <w:pPr>
+              <w:spacing w:line="200" w:lineRule="exact"/>
+              <w:rPr>
+                <w:color w:val="ED7D31" w:themeColor="accent2"/>
+                <w:sz w:val="20"/>
+                <w:szCs w:val="20"/>
+              </w:rPr>
+            </w:pPr>
+            <w:r>
+              <w:rPr>
+                <w:rFonts w:hint="eastAsia"/>
+                <w:color w:val="ED7D31" w:themeColor="accent2"/>
+                <w:sz w:val="20"/>
+                <w:szCs w:val="20"/>
+              </w:rPr>
+              <w:t xml:space="preserve">    </w:t>
+            </w:r>
+            <w:r>
+              <w:rPr>
+                <w:rFonts w:hint="eastAsia"/>
+                <w:color w:val="ED7D31" w:themeColor="accent2"/>
+                <w:sz w:val="20"/>
+                <w:szCs w:val="20"/>
+              </w:rPr>
+              <w:t xml:space="preserve">  current_mA = ina219Bat.getCurrent_mA();//Current</w:t>
+            </w:r>
+            <w:r>
+              <w:rPr>
+                <w:rFonts w:hint="eastAsia"/>
+                <w:color w:val="ED7D31" w:themeColor="accent2"/>
+                <w:sz w:val="20"/>
+                <w:szCs w:val="20"/>
+              </w:rPr>
+              <w:t>負載電流</w:t>
+            </w:r>
+            <w:r>
+              <w:rPr>
+                <w:rFonts w:hint="eastAsia"/>
+                <w:color w:val="ED7D31" w:themeColor="accent2"/>
+                <w:sz w:val="20"/>
+                <w:szCs w:val="20"/>
+              </w:rPr>
+              <w:t>(mA)</w:t>
+            </w:r>
+          </w:p>
+          <w:p>
+            <w:pPr>
+              <w:spacing w:line="200" w:lineRule="exact"/>
+              <w:rPr>
+                <w:color w:val="ED7D31" w:themeColor="accent2"/>
+                <w:sz w:val="20"/>
+                <w:szCs w:val="20"/>
+              </w:rPr>
+            </w:pPr>
+            <w:r>
+              <w:rPr>
+                <w:rFonts w:hint="eastAsia"/>
+                <w:color w:val="ED7D31" w:themeColor="accent2"/>
+                <w:sz w:val="20"/>
+                <w:szCs w:val="20"/>
+              </w:rPr>
+              <w:t xml:space="preserve">    </w:t>
+            </w:r>
+            <w:r>
+              <w:rPr>
+                <w:rFonts w:hint="eastAsia"/>
+                <w:color w:val="ED7D31" w:themeColor="accent2"/>
+                <w:sz w:val="20"/>
+                <w:szCs w:val="20"/>
+              </w:rPr>
+              <w:t xml:space="preserve">  power_mW = ina219Bat.getPower_mW();//Power</w:t>
+            </w:r>
+            <w:r>
+              <w:rPr>
+                <w:rFonts w:hint="eastAsia"/>
+                <w:color w:val="ED7D31" w:themeColor="accent2"/>
+                <w:sz w:val="20"/>
+                <w:szCs w:val="20"/>
+              </w:rPr>
+              <w:t>負載功率</w:t>
+            </w:r>
+            <w:r>
+              <w:rPr>
+                <w:rFonts w:hint="eastAsia"/>
+                <w:color w:val="ED7D31" w:themeColor="accent2"/>
+                <w:sz w:val="20"/>
+                <w:szCs w:val="20"/>
+              </w:rPr>
+              <w:t>(mW)</w:t>
+            </w:r>
+          </w:p>
+          <w:p>
+            <w:pPr>
+              <w:spacing w:line="200" w:lineRule="exact"/>
+              <w:rPr>
+                <w:color w:val="ED7D31" w:themeColor="accent2"/>
+                <w:sz w:val="20"/>
+                <w:szCs w:val="20"/>
+              </w:rPr>
+            </w:pPr>
+            <w:r>
+              <w:rPr>
+                <w:rFonts w:hint="eastAsia"/>
+                <w:color w:val="ED7D31" w:themeColor="accent2"/>
+                <w:sz w:val="20"/>
+                <w:szCs w:val="20"/>
+              </w:rPr>
+              <w:t xml:space="preserve">    </w:t>
+            </w:r>
+            <w:r>
+              <w:rPr>
+                <w:rFonts w:hint="eastAsia"/>
+                <w:color w:val="ED7D31" w:themeColor="accent2"/>
+                <w:sz w:val="20"/>
+                <w:szCs w:val="20"/>
+              </w:rPr>
+              <w:t xml:space="preserve">  loadvoltage = busvoltage + (shuntvoltage / 1000);//Load Voltage</w:t>
+            </w:r>
+            <w:r>
+              <w:rPr>
+                <w:rFonts w:hint="eastAsia"/>
+                <w:color w:val="ED7D31" w:themeColor="accent2"/>
+                <w:sz w:val="20"/>
+                <w:szCs w:val="20"/>
+              </w:rPr>
+              <w:t>負載電壓</w:t>
+            </w:r>
+            <w:r>
+              <w:rPr>
+                <w:rFonts w:hint="eastAsia"/>
+                <w:color w:val="ED7D31" w:themeColor="accent2"/>
+                <w:sz w:val="20"/>
+                <w:szCs w:val="20"/>
+              </w:rPr>
+              <w:t>(V)</w:t>
+            </w:r>
+          </w:p>
+          <w:p>
+            <w:pPr>
+              <w:spacing w:line="200" w:lineRule="exact"/>
+              <w:rPr>
+                <w:color w:val="ED7D31" w:themeColor="accent2"/>
+                <w:sz w:val="20"/>
+                <w:szCs w:val="20"/>
+              </w:rPr>
+            </w:pPr>
+            <w:r>
+              <w:rPr>
+                <w:color w:val="ED7D31" w:themeColor="accent2"/>
+                <w:sz w:val="20"/>
+                <w:szCs w:val="20"/>
+              </w:rPr>
+              <w:t xml:space="preserve">    </w:t>
+            </w:r>
+            <w:r>
+              <w:rPr>
+                <w:color w:val="ED7D31" w:themeColor="accent2"/>
+                <w:sz w:val="20"/>
+                <w:szCs w:val="20"/>
+              </w:rPr>
+              <w:t xml:space="preserve">  </w:t>
+            </w:r>
+          </w:p>
+          <w:p>
+            <w:pPr>
+              <w:spacing w:line="200" w:lineRule="exact"/>
+              <w:rPr>
+                <w:color w:val="ED7D31" w:themeColor="accent2"/>
+                <w:sz w:val="20"/>
+                <w:szCs w:val="20"/>
+              </w:rPr>
+            </w:pPr>
+            <w:r>
+              <w:rPr>
+                <w:rFonts w:hint="eastAsia"/>
+                <w:color w:val="ED7D31" w:themeColor="accent2"/>
+                <w:sz w:val="20"/>
+                <w:szCs w:val="20"/>
+              </w:rPr>
+              <w:t xml:space="preserve">    </w:t>
+            </w:r>
+            <w:r>
+              <w:rPr>
+                <w:rFonts w:hint="eastAsia"/>
+                <w:color w:val="ED7D31" w:themeColor="accent2"/>
+                <w:sz w:val="20"/>
+                <w:szCs w:val="20"/>
+              </w:rPr>
+              <w:t xml:space="preserve">  //</w:t>
+            </w:r>
+            <w:r>
+              <w:rPr>
+                <w:rFonts w:hint="eastAsia"/>
+                <w:color w:val="ED7D31" w:themeColor="accent2"/>
+                <w:sz w:val="20"/>
+                <w:szCs w:val="20"/>
+              </w:rPr>
+              <w:t>寫入</w:t>
+            </w:r>
+            <w:r>
+              <w:rPr>
+                <w:rFonts w:hint="eastAsia"/>
+                <w:color w:val="ED7D31" w:themeColor="accent2"/>
+                <w:sz w:val="20"/>
+                <w:szCs w:val="20"/>
+              </w:rPr>
+              <w:t>google</w:t>
+            </w:r>
+            <w:r>
+              <w:rPr>
+                <w:rFonts w:hint="eastAsia"/>
+                <w:color w:val="ED7D31" w:themeColor="accent2"/>
+                <w:sz w:val="20"/>
+                <w:szCs w:val="20"/>
+              </w:rPr>
+              <w:t>試算表</w:t>
+            </w:r>
+          </w:p>
+          <w:p>
+            <w:pPr>
+              <w:spacing w:line="200" w:lineRule="exact"/>
+              <w:rPr>
+                <w:color w:val="ED7D31" w:themeColor="accent2"/>
+                <w:sz w:val="20"/>
+                <w:szCs w:val="20"/>
+              </w:rPr>
+            </w:pPr>
+            <w:r>
+              <w:rPr>
+                <w:color w:val="ED7D31" w:themeColor="accent2"/>
+                <w:sz w:val="20"/>
+                <w:szCs w:val="20"/>
+              </w:rPr>
+              <w:t xml:space="preserve">    </w:t>
+            </w:r>
+            <w:r>
+              <w:rPr>
+                <w:color w:val="ED7D31" w:themeColor="accent2"/>
+                <w:sz w:val="20"/>
+                <w:szCs w:val="20"/>
+              </w:rPr>
+              <w:t xml:space="preserve">  if(power_mW&gt;0){</w:t>
+            </w:r>
+          </w:p>
+          <w:p>
+            <w:pPr>
+              <w:spacing w:line="200" w:lineRule="exact"/>
+              <w:rPr>
+                <w:color w:val="ED7D31" w:themeColor="accent2"/>
+                <w:sz w:val="20"/>
+                <w:szCs w:val="20"/>
+              </w:rPr>
+            </w:pPr>
+            <w:r>
+              <w:rPr>
+                <w:rFonts w:hint="eastAsia"/>
+                <w:color w:val="ED7D31" w:themeColor="accent2"/>
+                <w:sz w:val="20"/>
+                <w:szCs w:val="20"/>
+              </w:rPr>
+              <w:t xml:space="preserve">        </w:t>
+            </w:r>
+            <w:r>
+              <w:rPr>
+                <w:rFonts w:hint="eastAsia"/>
+                <w:color w:val="ED7D31" w:themeColor="accent2"/>
+                <w:sz w:val="20"/>
+                <w:szCs w:val="20"/>
+              </w:rPr>
+              <w:t>sendToGoogleSheets("1",URLEncode((String() + "</w:t>
+            </w:r>
+            <w:r>
+              <w:rPr>
+                <w:rFonts w:hint="eastAsia"/>
+                <w:color w:val="ED7D31" w:themeColor="accent2"/>
+                <w:sz w:val="20"/>
+                <w:szCs w:val="20"/>
+              </w:rPr>
+              <w:t>太陽能板產生能量</w:t>
+            </w:r>
+            <w:r>
+              <w:rPr>
+                <w:rFonts w:hint="eastAsia"/>
+                <w:color w:val="ED7D31" w:themeColor="accent2"/>
+                <w:sz w:val="20"/>
+                <w:szCs w:val="20"/>
+              </w:rPr>
+              <w:t>" + "," + power_mW + "," + interval).c_str()));</w:t>
+            </w:r>
+          </w:p>
+          <w:p>
+            <w:pPr>
+              <w:spacing w:line="200" w:lineRule="exact"/>
+              <w:rPr>
+                <w:color w:val="ED7D31" w:themeColor="accent2"/>
+                <w:sz w:val="20"/>
+                <w:szCs w:val="20"/>
+              </w:rPr>
+            </w:pPr>
+            <w:r>
+              <w:rPr>
+                <w:color w:val="ED7D31" w:themeColor="accent2"/>
+                <w:sz w:val="20"/>
+                <w:szCs w:val="20"/>
+              </w:rPr>
+              <w:t xml:space="preserve">    </w:t>
+            </w:r>
+            <w:r>
+              <w:rPr>
+                <w:color w:val="ED7D31" w:themeColor="accent2"/>
+                <w:sz w:val="20"/>
+                <w:szCs w:val="20"/>
+              </w:rPr>
+              <w:t xml:space="preserve">  }</w:t>
+            </w:r>
+            <w:r>
+              <w:rPr>
+                <w:color w:val="ED7D31" w:themeColor="accent2"/>
+                <w:sz w:val="20"/>
+                <w:szCs w:val="20"/>
+              </w:rPr>
+              <w:t xml:space="preserve">    </w:t>
+            </w:r>
+            <w:r>
+              <w:rPr>
+                <w:color w:val="ED7D31" w:themeColor="accent2"/>
+                <w:sz w:val="20"/>
+                <w:szCs w:val="20"/>
+              </w:rPr>
+              <w:t xml:space="preserve">  </w:t>
+            </w:r>
+          </w:p>
+          <w:p>
+            <w:pPr>
+              <w:spacing w:line="200" w:lineRule="exact"/>
+              <w:rPr>
+                <w:color w:val="ED7D31" w:themeColor="accent2"/>
+                <w:sz w:val="20"/>
+                <w:szCs w:val="20"/>
+              </w:rPr>
+            </w:pPr>
+            <w:r>
+              <w:rPr>
+                <w:color w:val="ED7D31" w:themeColor="accent2"/>
+                <w:sz w:val="20"/>
+                <w:szCs w:val="20"/>
+              </w:rPr>
+              <w:t xml:space="preserve">  }   </w:t>
+            </w:r>
+          </w:p>
+          <w:p>
+            <w:pPr>
+              <w:spacing w:line="200" w:lineRule="exact"/>
+              <w:rPr>
+                <w:color w:val="ED7D31" w:themeColor="accent2"/>
+                <w:sz w:val="20"/>
+                <w:szCs w:val="20"/>
+              </w:rPr>
+            </w:pPr>
+            <w:r>
+              <w:rPr>
+                <w:color w:val="ED7D31" w:themeColor="accent2"/>
+                <w:sz w:val="20"/>
+                <w:szCs w:val="20"/>
+              </w:rPr>
+              <w:t>}</w:t>
+            </w:r>
+          </w:p>
+          <w:p>
+            <w:pPr>
+              <w:spacing w:line="200" w:lineRule="exact"/>
+              <w:rPr>
+                <w:color w:val="ED7D31" w:themeColor="accent2"/>
+                <w:sz w:val="20"/>
+                <w:szCs w:val="20"/>
+              </w:rPr>
+            </w:pPr>
+          </w:p>
+          <w:p>
+            <w:pPr>
+              <w:spacing w:line="200" w:lineRule="exact"/>
+              <w:rPr>
+                <w:color w:val="ED7D31" w:themeColor="accent2"/>
+                <w:sz w:val="20"/>
+                <w:szCs w:val="20"/>
+              </w:rPr>
+            </w:pPr>
+            <w:r>
+              <w:rPr>
+                <w:color w:val="ED7D31" w:themeColor="accent2"/>
+                <w:sz w:val="20"/>
+                <w:szCs w:val="20"/>
+              </w:rPr>
+              <w:t>void carCharging(){</w:t>
+            </w:r>
+          </w:p>
+          <w:p>
+            <w:pPr>
+              <w:spacing w:line="200" w:lineRule="exact"/>
+              <w:rPr>
+                <w:color w:val="ED7D31" w:themeColor="accent2"/>
+                <w:sz w:val="20"/>
+                <w:szCs w:val="20"/>
+              </w:rPr>
+            </w:pPr>
+            <w:r>
+              <w:rPr>
+                <w:rFonts w:hint="eastAsia"/>
+                <w:color w:val="ED7D31" w:themeColor="accent2"/>
+                <w:sz w:val="20"/>
+                <w:szCs w:val="20"/>
+              </w:rPr>
+              <w:t xml:space="preserve">    </w:t>
+            </w:r>
+            <w:r>
+              <w:rPr>
+                <w:rFonts w:hint="eastAsia"/>
+                <w:color w:val="ED7D31" w:themeColor="accent2"/>
+                <w:sz w:val="20"/>
+                <w:szCs w:val="20"/>
+              </w:rPr>
+              <w:t>int interval = 61;//</w:t>
+            </w:r>
+            <w:r>
+              <w:rPr>
+                <w:rFonts w:hint="eastAsia"/>
+                <w:color w:val="ED7D31" w:themeColor="accent2"/>
+                <w:sz w:val="20"/>
+                <w:szCs w:val="20"/>
+              </w:rPr>
               <w:t>每隔幾秒紀錄一次</w:t>
             </w:r>
           </w:p>
@@ -5877,7 +6400,7 @@
                 <w:sz w:val="20"/>
                 <w:szCs w:val="20"/>
               </w:rPr>
-              <w:t xml:space="preserve">  if(millis()-preMillisBat&gt;=interval*1000){</w:t>
+              <w:t xml:space="preserve">  if(millis()-preMillisCar&gt;=interval*1000){</w:t>
             </w:r>
           </w:p>
           <w:p>
@@ -5903,7 +6426,7 @@
                 <w:sz w:val="20"/>
                 <w:szCs w:val="20"/>
               </w:rPr>
-              <w:t xml:space="preserve">  preMillisBat = millis();</w:t>
+              <w:t xml:space="preserve">  preMillisCar = millis();</w:t>
             </w:r>
           </w:p>
           <w:p>
@@ -5955,19 +6478,27 @@
                 <w:sz w:val="20"/>
                 <w:szCs w:val="20"/>
               </w:rPr>
-              <w:t xml:space="preserve">  shuntvoltage = ina219Bat.getShuntVoltage_mV();</w:t>
-            </w:r>
-          </w:p>
-          <w:p>
-            <w:pPr>
-              <w:spacing w:line="200" w:lineRule="exact"/>
+              <w:t xml:space="preserve">  shuntvoltage = ina219Car.getShuntVoltage_mV();</w:t>
+            </w:r>
+          </w:p>
+          <w:p>
+            <w:pPr>
+              <w:spacing w:line="200" w:lineRule="exact"/>
+              <w:rPr>
+                <w:color w:val="ED7D31" w:themeColor="accent2"/>
+                <w:sz w:val="20"/>
+                <w:szCs w:val="20"/>
+              </w:rPr>
+            </w:pPr>
+            <w:r>
               <w:rPr>
                 <w:rFonts w:hint="eastAsia"/>
                 <w:color w:val="ED7D31" w:themeColor="accent2"/>
                 <w:sz w:val="20"/>
                 <w:szCs w:val="20"/>
               </w:rPr>
-            </w:pPr>
+              <w:t xml:space="preserve">    </w:t>
+            </w:r>
             <w:r>
               <w:rPr>
                 <w:rFonts w:hint="eastAsia"/>
@@ -5975,6 +6506,43 @@
                 <w:sz w:val="20"/>
                 <w:szCs w:val="20"/>
               </w:rPr>
+              <w:t xml:space="preserve">  busvoltage = ina219Car.getBusVoltage_V();//Bus Voltage</w:t>
+            </w:r>
+            <w:r>
+              <w:rPr>
+                <w:rFonts w:hint="eastAsia"/>
+                <w:color w:val="ED7D31" w:themeColor="accent2"/>
+                <w:sz w:val="20"/>
+                <w:szCs w:val="20"/>
+              </w:rPr>
+              <w:t>電池電壓</w:t>
+            </w:r>
+            <w:r>
+              <w:rPr>
+                <w:rFonts w:hint="eastAsia"/>
+                <w:color w:val="ED7D31" w:themeColor="accent2"/>
+                <w:sz w:val="20"/>
+                <w:szCs w:val="20"/>
+              </w:rPr>
+              <w:t>(V)</w:t>
+            </w:r>
+          </w:p>
+          <w:p>
+            <w:pPr>
+              <w:spacing w:line="200" w:lineRule="exact"/>
+              <w:rPr>
+                <w:color w:val="ED7D31" w:themeColor="accent2"/>
+                <w:sz w:val="20"/>
+                <w:szCs w:val="20"/>
+              </w:rPr>
+            </w:pPr>
+            <w:r>
+              <w:rPr>
+                <w:rFonts w:hint="eastAsia"/>
+                <w:color w:val="ED7D31" w:themeColor="accent2"/>
+                <w:sz w:val="20"/>
+                <w:szCs w:val="20"/>
+              </w:rPr>
               <w:t xml:space="preserve">    </w:t>
             </w:r>
             <w:r>
@@ -5984,7 +6552,15 @@
                 <w:sz w:val="20"/>
                 <w:szCs w:val="20"/>
               </w:rPr>
-              <w:t xml:space="preserve">  busvoltage = ina219Bat.getBusVoltage_V();//Bus Voltage</w:t>
+              <w:t xml:space="preserve">  current_mA = ina219Car.getCurrent_mA(</w:t>
+            </w:r>
+            <w:r>
+              <w:rPr>
+                <w:color w:val="ED7D31" w:themeColor="accent2"/>
+                <w:sz w:val="20"/>
+                <w:szCs w:val="20"/>
+              </w:rPr>
+              <w:t>)</w:t>
             </w:r>
             <w:r>
               <w:rPr>
@@ -5993,7 +6569,7 @@
                 <w:sz w:val="20"/>
                 <w:szCs w:val="20"/>
               </w:rPr>
-              <w:t>電池電壓</w:t>
+              <w:t>;//Current</w:t>
             </w:r>
             <w:r>
               <w:rPr>
@@ -6002,6 +6578,107 @@
                 <w:sz w:val="20"/>
                 <w:szCs w:val="20"/>
               </w:rPr>
+              <w:t>負載電流</w:t>
+            </w:r>
+            <w:r>
+              <w:rPr>
+                <w:rFonts w:hint="eastAsia"/>
+                <w:color w:val="ED7D31" w:themeColor="accent2"/>
+                <w:sz w:val="20"/>
+                <w:szCs w:val="20"/>
+              </w:rPr>
+              <w:t>(mA)</w:t>
+            </w:r>
+          </w:p>
+          <w:p>
+            <w:pPr>
+              <w:spacing w:line="200" w:lineRule="exact"/>
+              <w:rPr>
+                <w:color w:val="ED7D31" w:themeColor="accent2"/>
+                <w:sz w:val="20"/>
+                <w:szCs w:val="20"/>
+              </w:rPr>
+            </w:pPr>
+            <w:r>
+              <w:rPr>
+                <w:rFonts w:hint="eastAsia"/>
+                <w:color w:val="ED7D31" w:themeColor="accent2"/>
+                <w:sz w:val="20"/>
+                <w:szCs w:val="20"/>
+              </w:rPr>
+              <w:t xml:space="preserve">    </w:t>
+            </w:r>
+            <w:r>
+              <w:rPr>
+                <w:rFonts w:hint="eastAsia"/>
+                <w:color w:val="ED7D31" w:themeColor="accent2"/>
+                <w:sz w:val="20"/>
+                <w:szCs w:val="20"/>
+              </w:rPr>
+              <w:t xml:space="preserve">  power_mW = ina219Car.getPower_mW();//Power</w:t>
+            </w:r>
+            <w:r>
+              <w:rPr>
+                <w:rFonts w:hint="eastAsia"/>
+                <w:color w:val="ED7D31" w:themeColor="accent2"/>
+                <w:sz w:val="20"/>
+                <w:szCs w:val="20"/>
+              </w:rPr>
+              <w:t>負載功率</w:t>
+            </w:r>
+            <w:r>
+              <w:rPr>
+                <w:rFonts w:hint="eastAsia"/>
+                <w:color w:val="ED7D31" w:themeColor="accent2"/>
+                <w:sz w:val="20"/>
+                <w:szCs w:val="20"/>
+              </w:rPr>
+              <w:t>(mW)</w:t>
+            </w:r>
+          </w:p>
+          <w:p>
+            <w:pPr>
+              <w:spacing w:line="200" w:lineRule="exact"/>
+              <w:rPr>
+                <w:color w:val="ED7D31" w:themeColor="accent2"/>
+                <w:sz w:val="20"/>
+                <w:szCs w:val="20"/>
+              </w:rPr>
+            </w:pPr>
+            <w:r>
+              <w:rPr>
+                <w:rFonts w:hint="eastAsia"/>
+                <w:color w:val="ED7D31" w:themeColor="accent2"/>
+                <w:sz w:val="20"/>
+                <w:szCs w:val="20"/>
+              </w:rPr>
+              <w:t xml:space="preserve">    </w:t>
+            </w:r>
+            <w:r>
+              <w:rPr>
+                <w:rFonts w:hint="eastAsia"/>
+                <w:color w:val="ED7D31" w:themeColor="accent2"/>
+                <w:sz w:val="20"/>
+                <w:szCs w:val="20"/>
+              </w:rPr>
+              <w:t xml:space="preserve">  loadvoltage = busvoltage + (shuntvoltage / 1000);//Load Voltage</w:t>
+            </w:r>
+            <w:r>
+              <w:rPr>
+                <w:rFonts w:hint="eastAsia"/>
+                <w:color w:val="ED7D31" w:themeColor="accent2"/>
+                <w:sz w:val="20"/>
+                <w:szCs w:val="20"/>
+              </w:rPr>
+              <w:t>負載電壓</w:t>
+            </w:r>
+            <w:r>
+              <w:rPr>
+                <w:rFonts w:hint="eastAsia"/>
+                <w:color w:val="ED7D31" w:themeColor="accent2"/>
+                <w:sz w:val="20"/>
+                <w:szCs w:val="20"/>
+              </w:rPr>
               <w:t>(V)</w:t>
             </w:r>
           </w:p>
@@ -6009,12 +6686,46 @@
             <w:pPr>
               <w:spacing w:line="200" w:lineRule="exact"/>
               <w:rPr>
+                <w:color w:val="ED7D31" w:themeColor="accent2"/>
+                <w:sz w:val="20"/>
+                <w:szCs w:val="20"/>
+              </w:rPr>
+            </w:pPr>
+            <w:r>
+              <w:rPr>
+                <w:color w:val="ED7D31" w:themeColor="accent2"/>
+                <w:sz w:val="20"/>
+                <w:szCs w:val="20"/>
+              </w:rPr>
+              <w:t xml:space="preserve">    </w:t>
+            </w:r>
+            <w:r>
+              <w:rPr>
+                <w:color w:val="ED7D31" w:themeColor="accent2"/>
+                <w:sz w:val="20"/>
+                <w:szCs w:val="20"/>
+              </w:rPr>
+              <w:t xml:space="preserve">  </w:t>
+            </w:r>
+          </w:p>
+          <w:p>
+            <w:pPr>
+              <w:spacing w:line="200" w:lineRule="exact"/>
+              <w:rPr>
+                <w:color w:val="ED7D31" w:themeColor="accent2"/>
+                <w:sz w:val="20"/>
+                <w:szCs w:val="20"/>
+              </w:rPr>
+            </w:pPr>
+            <w:r>
+              <w:rPr>
                 <w:rFonts w:hint="eastAsia"/>
                 <w:color w:val="ED7D31" w:themeColor="accent2"/>
                 <w:sz w:val="20"/>
                 <w:szCs w:val="20"/>
               </w:rPr>
-            </w:pPr>
+              <w:t xml:space="preserve">    </w:t>
+            </w:r>
             <w:r>
               <w:rPr>
                 <w:rFonts w:hint="eastAsia"/>
@@ -6022,16 +6733,79 @@
                 <w:sz w:val="20"/>
                 <w:szCs w:val="20"/>
               </w:rPr>
+              <w:t xml:space="preserve">  //</w:t>
+            </w:r>
+            <w:r>
+              <w:rPr>
+                <w:rFonts w:hint="eastAsia"/>
+                <w:color w:val="ED7D31" w:themeColor="accent2"/>
+                <w:sz w:val="20"/>
+                <w:szCs w:val="20"/>
+              </w:rPr>
+              <w:t>寫入</w:t>
+            </w:r>
+            <w:r>
+              <w:rPr>
+                <w:rFonts w:hint="eastAsia"/>
+                <w:color w:val="ED7D31" w:themeColor="accent2"/>
+                <w:sz w:val="20"/>
+                <w:szCs w:val="20"/>
+              </w:rPr>
+              <w:t>google</w:t>
+            </w:r>
+            <w:r>
+              <w:rPr>
+                <w:rFonts w:hint="eastAsia"/>
+                <w:color w:val="ED7D31" w:themeColor="accent2"/>
+                <w:sz w:val="20"/>
+                <w:szCs w:val="20"/>
+              </w:rPr>
+              <w:t>試算表</w:t>
+            </w:r>
+          </w:p>
+          <w:p>
+            <w:pPr>
+              <w:spacing w:line="200" w:lineRule="exact"/>
+              <w:rPr>
+                <w:color w:val="ED7D31" w:themeColor="accent2"/>
+                <w:sz w:val="20"/>
+                <w:szCs w:val="20"/>
+              </w:rPr>
+            </w:pPr>
+            <w:r>
+              <w:rPr>
+                <w:color w:val="ED7D31" w:themeColor="accent2"/>
+                <w:sz w:val="20"/>
+                <w:szCs w:val="20"/>
+              </w:rPr>
               <w:t xml:space="preserve">    </w:t>
             </w:r>
             <w:r>
               <w:rPr>
+                <w:color w:val="ED7D31" w:themeColor="accent2"/>
+                <w:sz w:val="20"/>
+                <w:szCs w:val="20"/>
+              </w:rPr>
+              <w:t xml:space="preserve">  if(power_mW&gt;0){</w:t>
+            </w:r>
+          </w:p>
+          <w:p>
+            <w:pPr>
+              <w:spacing w:line="200" w:lineRule="exact"/>
+              <w:rPr>
+                <w:color w:val="ED7D31" w:themeColor="accent2"/>
+                <w:sz w:val="20"/>
+                <w:szCs w:val="20"/>
+              </w:rPr>
+            </w:pPr>
+            <w:r>
+              <w:rPr>
                 <w:rFonts w:hint="eastAsia"/>
                 <w:color w:val="ED7D31" w:themeColor="accent2"/>
                 <w:sz w:val="20"/>
                 <w:szCs w:val="20"/>
               </w:rPr>
-              <w:t xml:space="preserve">  current_mA = ina219Bat.getCurrent_mA();//Current</w:t>
+              <w:t xml:space="preserve">        </w:t>
             </w:r>
             <w:r>
               <w:rPr>
@@ -6040,7 +6814,7 @@
                 <w:sz w:val="20"/>
                 <w:szCs w:val="20"/>
               </w:rPr>
-              <w:t>負載電流</w:t>
+              <w:t>sendToGoogleSheets("1",URLEncode((String() + "</w:t>
             </w:r>
             <w:r>
               <w:rPr>
@@ -6049,22 +6823,29 @@
                 <w:sz w:val="20"/>
                 <w:szCs w:val="20"/>
               </w:rPr>
-              <w:t>(mA)</w:t>
-            </w:r>
-          </w:p>
-          <w:p>
-            <w:pPr>
-              <w:spacing w:line="200" w:lineRule="exact"/>
+              <w:t>小車消耗能量</w:t>
+            </w:r>
+            <w:r>
               <w:rPr>
                 <w:rFonts w:hint="eastAsia"/>
                 <w:color w:val="ED7D31" w:themeColor="accent2"/>
                 <w:sz w:val="20"/>
                 <w:szCs w:val="20"/>
               </w:rPr>
-            </w:pPr>
-            <w:r>
-              <w:rPr>
-                <w:rFonts w:hint="eastAsia"/>
+              <w:t>" + "," + power_mW + "," + interval).c_str()));</w:t>
+            </w:r>
+          </w:p>
+          <w:p>
+            <w:pPr>
+              <w:spacing w:line="200" w:lineRule="exact"/>
+              <w:rPr>
+                <w:color w:val="ED7D31" w:themeColor="accent2"/>
+                <w:sz w:val="20"/>
+                <w:szCs w:val="20"/>
+              </w:rPr>
+            </w:pPr>
+            <w:r>
+              <w:rPr>
                 <w:color w:val="ED7D31" w:themeColor="accent2"/>
                 <w:sz w:val="20"/>
                 <w:szCs w:val="20"/>
@@ -6073,45 +6854,14 @@
             </w:r>
             <w:r>
               <w:rPr>
-                <w:rFonts w:hint="eastAsia"/>
-                <w:color w:val="ED7D31" w:themeColor="accent2"/>
-                <w:sz w:val="20"/>
-                <w:szCs w:val="20"/>
-              </w:rPr>
-              <w:t xml:space="preserve">  power_mW = ina219Bat.getPower_mW();//Power</w:t>
-            </w:r>
-            <w:r>
-              <w:rPr>
-                <w:rFonts w:hint="eastAsia"/>
-                <w:color w:val="ED7D31" w:themeColor="accent2"/>
-                <w:sz w:val="20"/>
-                <w:szCs w:val="20"/>
-              </w:rPr>
-              <w:t>負載功率</w:t>
-            </w:r>
-            <w:r>
-              <w:rPr>
-                <w:rFonts w:hint="eastAsia"/>
-                <w:color w:val="ED7D31" w:themeColor="accent2"/>
-                <w:sz w:val="20"/>
-                <w:szCs w:val="20"/>
-              </w:rPr>
-              <w:t>(mW)</w:t>
-            </w:r>
-          </w:p>
-          <w:p>
-            <w:pPr>
-              <w:spacing w:line="200" w:lineRule="exact"/>
-              <w:rPr>
-                <w:rFonts w:hint="eastAsia"/>
-                <w:color w:val="ED7D31" w:themeColor="accent2"/>
-                <w:sz w:val="20"/>
-                <w:szCs w:val="20"/>
-              </w:rPr>
-            </w:pPr>
-            <w:r>
-              <w:rPr>
-                <w:rFonts w:hint="eastAsia"/>
+                <w:color w:val="ED7D31" w:themeColor="accent2"/>
+                <w:sz w:val="20"/>
+                <w:szCs w:val="20"/>
+              </w:rPr>
+              <w:t xml:space="preserve">  }</w:t>
+            </w:r>
+            <w:r>
+              <w:rPr>
                 <w:color w:val="ED7D31" w:themeColor="accent2"/>
                 <w:sz w:val="20"/>
                 <w:szCs w:val="20"/>
@@ -6120,51 +6870,6 @@
             </w:r>
             <w:r>
               <w:rPr>
-                <w:rFonts w:hint="eastAsia"/>
-                <w:color w:val="ED7D31" w:themeColor="accent2"/>
-                <w:sz w:val="20"/>
-                <w:szCs w:val="20"/>
-              </w:rPr>
-              <w:t xml:space="preserve">  loadvoltage = busvoltage + (shuntvoltage / 1000);//Load Voltage</w:t>
-            </w:r>
-            <w:r>
-              <w:rPr>
-                <w:rFonts w:hint="eastAsia"/>
-                <w:color w:val="ED7D31" w:themeColor="accent2"/>
-                <w:sz w:val="20"/>
-                <w:szCs w:val="20"/>
-              </w:rPr>
-              <w:t>負載電壓</w:t>
-            </w:r>
-            <w:r>
-              <w:rPr>
-                <w:rFonts w:hint="eastAsia"/>
-                <w:color w:val="ED7D31" w:themeColor="accent2"/>
-                <w:sz w:val="20"/>
-                <w:szCs w:val="20"/>
-              </w:rPr>
-              <w:t>(V)</w:t>
-            </w:r>
-          </w:p>
-          <w:p>
-            <w:pPr>
-              <w:spacing w:line="200" w:lineRule="exact"/>
-              <w:rPr>
-                <w:color w:val="ED7D31" w:themeColor="accent2"/>
-                <w:sz w:val="20"/>
-                <w:szCs w:val="20"/>
-              </w:rPr>
-            </w:pPr>
-            <w:r>
-              <w:rPr>
-                <w:color w:val="ED7D31" w:themeColor="accent2"/>
-                <w:sz w:val="20"/>
-                <w:szCs w:val="20"/>
-              </w:rPr>
-              <w:t xml:space="preserve">    </w:t>
-            </w:r>
-            <w:r>
-              <w:rPr>
                 <w:color w:val="ED7D31" w:themeColor="accent2"/>
                 <w:sz w:val="20"/>
                 <w:szCs w:val="20"/>
@@ -6176,177 +6881,6 @@
             <w:pPr>
               <w:spacing w:line="200" w:lineRule="exact"/>
               <w:rPr>
-                <w:rFonts w:hint="eastAsia"/>
-                <w:color w:val="ED7D31" w:themeColor="accent2"/>
-                <w:sz w:val="20"/>
-                <w:szCs w:val="20"/>
-              </w:rPr>
-            </w:pPr>
-            <w:r>
-              <w:rPr>
-                <w:rFonts w:hint="eastAsia"/>
-                <w:color w:val="ED7D31" w:themeColor="accent2"/>
-                <w:sz w:val="20"/>
-                <w:szCs w:val="20"/>
-              </w:rPr>
-              <w:t xml:space="preserve">    </w:t>
-            </w:r>
-            <w:r>
-              <w:rPr>
-                <w:rFonts w:hint="eastAsia"/>
-                <w:color w:val="ED7D31" w:themeColor="accent2"/>
-                <w:sz w:val="20"/>
-                <w:szCs w:val="20"/>
-              </w:rPr>
-              <w:t xml:space="preserve">  //</w:t>
-            </w:r>
-            <w:r>
-              <w:rPr>
-                <w:rFonts w:hint="eastAsia"/>
-                <w:color w:val="ED7D31" w:themeColor="accent2"/>
-                <w:sz w:val="20"/>
-                <w:szCs w:val="20"/>
-              </w:rPr>
-              <w:t>寫入</w:t>
-            </w:r>
-            <w:r>
-              <w:rPr>
-                <w:rFonts w:hint="eastAsia"/>
-                <w:color w:val="ED7D31" w:themeColor="accent2"/>
-                <w:sz w:val="20"/>
-                <w:szCs w:val="20"/>
-              </w:rPr>
-              <w:t>google</w:t>
-            </w:r>
-            <w:r>
-              <w:rPr>
-                <w:rFonts w:hint="eastAsia"/>
-                <w:color w:val="ED7D31" w:themeColor="accent2"/>
-                <w:sz w:val="20"/>
-                <w:szCs w:val="20"/>
-              </w:rPr>
-              <w:t>試算表</w:t>
-            </w:r>
-          </w:p>
-          <w:p>
-            <w:pPr>
-              <w:spacing w:line="200" w:lineRule="exact"/>
-              <w:rPr>
-                <w:color w:val="ED7D31" w:themeColor="accent2"/>
-                <w:sz w:val="20"/>
-                <w:szCs w:val="20"/>
-              </w:rPr>
-            </w:pPr>
-            <w:r>
-              <w:rPr>
-                <w:color w:val="ED7D31" w:themeColor="accent2"/>
-                <w:sz w:val="20"/>
-                <w:szCs w:val="20"/>
-              </w:rPr>
-              <w:t xml:space="preserve">    </w:t>
-            </w:r>
-            <w:r>
-              <w:rPr>
-                <w:color w:val="ED7D31" w:themeColor="accent2"/>
-                <w:sz w:val="20"/>
-                <w:szCs w:val="20"/>
-              </w:rPr>
-              <w:t xml:space="preserve">  if(power_mW&gt;0){</w:t>
-            </w:r>
-          </w:p>
-          <w:p>
-            <w:pPr>
-              <w:spacing w:line="200" w:lineRule="exact"/>
-              <w:rPr>
-                <w:rFonts w:hint="eastAsia"/>
-                <w:color w:val="ED7D31" w:themeColor="accent2"/>
-                <w:sz w:val="20"/>
-                <w:szCs w:val="20"/>
-              </w:rPr>
-            </w:pPr>
-            <w:r>
-              <w:rPr>
-                <w:rFonts w:hint="eastAsia"/>
-                <w:color w:val="ED7D31" w:themeColor="accent2"/>
-                <w:sz w:val="20"/>
-                <w:szCs w:val="20"/>
-              </w:rPr>
-              <w:t xml:space="preserve">        </w:t>
-            </w:r>
-            <w:r>
-              <w:rPr>
-                <w:rFonts w:hint="eastAsia"/>
-                <w:color w:val="ED7D31" w:themeColor="accent2"/>
-                <w:sz w:val="20"/>
-                <w:szCs w:val="20"/>
-              </w:rPr>
-              <w:t>sendToGoogleSheets("1",URLEncode((String() + "</w:t>
-            </w:r>
-            <w:r>
-              <w:rPr>
-                <w:rFonts w:hint="eastAsia"/>
-                <w:color w:val="ED7D31" w:themeColor="accent2"/>
-                <w:sz w:val="20"/>
-                <w:szCs w:val="20"/>
-              </w:rPr>
-              <w:t>太陽能板產生能量</w:t>
-            </w:r>
-            <w:r>
-              <w:rPr>
-                <w:rFonts w:hint="eastAsia"/>
-                <w:color w:val="ED7D31" w:themeColor="accent2"/>
-                <w:sz w:val="20"/>
-                <w:szCs w:val="20"/>
-              </w:rPr>
-              <w:t>" + "," + power_mW + "," + interval).c_str()));</w:t>
-            </w:r>
-          </w:p>
-          <w:p>
-            <w:pPr>
-              <w:spacing w:line="200" w:lineRule="exact"/>
-              <w:rPr>
-                <w:color w:val="ED7D31" w:themeColor="accent2"/>
-                <w:sz w:val="20"/>
-                <w:szCs w:val="20"/>
-              </w:rPr>
-            </w:pPr>
-            <w:r>
-              <w:rPr>
-                <w:color w:val="ED7D31" w:themeColor="accent2"/>
-                <w:sz w:val="20"/>
-                <w:szCs w:val="20"/>
-              </w:rPr>
-              <w:t xml:space="preserve">    </w:t>
-            </w:r>
-            <w:r>
-              <w:rPr>
-                <w:color w:val="ED7D31" w:themeColor="accent2"/>
-                <w:sz w:val="20"/>
-                <w:szCs w:val="20"/>
-              </w:rPr>
-              <w:t xml:space="preserve">  }</w:t>
-            </w:r>
-            <w:r>
-              <w:rPr>
-                <w:color w:val="ED7D31" w:themeColor="accent2"/>
-                <w:sz w:val="20"/>
-                <w:szCs w:val="20"/>
-              </w:rPr>
-              <w:t xml:space="preserve">    </w:t>
-            </w:r>
-            <w:r>
-              <w:rPr>
-                <w:color w:val="ED7D31" w:themeColor="accent2"/>
-                <w:sz w:val="20"/>
-                <w:szCs w:val="20"/>
-              </w:rPr>
-              <w:t xml:space="preserve">  </w:t>
-            </w:r>
-          </w:p>
-          <w:p>
-            <w:pPr>
-              <w:spacing w:line="200" w:lineRule="exact"/>
-              <w:rPr>
                 <w:color w:val="ED7D31" w:themeColor="accent2"/>
                 <w:sz w:val="20"/>
                 <w:szCs w:val="20"/>
@@ -6365,7 +6899,6 @@
             <w:pPr>
               <w:spacing w:line="200" w:lineRule="exact"/>
               <w:rPr>
-                <w:color w:val="ED7D31" w:themeColor="accent2"/>
                 <w:sz w:val="20"/>
                 <w:szCs w:val="20"/>
               </w:rPr>
@@ -6383,588 +6916,6 @@
             <w:pPr>
               <w:spacing w:line="200" w:lineRule="exact"/>
               <w:rPr>
-                <w:color w:val="ED7D31" w:themeColor="accent2"/>
-                <w:sz w:val="20"/>
-                <w:szCs w:val="20"/>
-              </w:rPr>
-            </w:pPr>
-          </w:p>
-          <w:p>
-            <w:pPr>
-              <w:spacing w:line="200" w:lineRule="exact"/>
-              <w:rPr>
-                <w:color w:val="ED7D31" w:themeColor="accent2"/>
-                <w:sz w:val="20"/>
-                <w:szCs w:val="20"/>
-              </w:rPr>
-            </w:pPr>
-            <w:r>
-              <w:rPr>
-                <w:color w:val="ED7D31" w:themeColor="accent2"/>
-                <w:sz w:val="20"/>
-                <w:szCs w:val="20"/>
-              </w:rPr>
-              <w:t>void carCharging(){</w:t>
-            </w:r>
-          </w:p>
-          <w:p>
-            <w:pPr>
-              <w:spacing w:line="200" w:lineRule="exact"/>
-              <w:rPr>
-                <w:rFonts w:hint="eastAsia"/>
-                <w:color w:val="ED7D31" w:themeColor="accent2"/>
-                <w:sz w:val="20"/>
-                <w:szCs w:val="20"/>
-              </w:rPr>
-            </w:pPr>
-            <w:r>
-              <w:rPr>
-                <w:rFonts w:hint="eastAsia"/>
-                <w:color w:val="ED7D31" w:themeColor="accent2"/>
-                <w:sz w:val="20"/>
-                <w:szCs w:val="20"/>
-              </w:rPr>
-              <w:t xml:space="preserve">    </w:t>
-            </w:r>
-            <w:r>
-              <w:rPr>
-                <w:rFonts w:hint="eastAsia"/>
-                <w:color w:val="ED7D31" w:themeColor="accent2"/>
-                <w:sz w:val="20"/>
-                <w:szCs w:val="20"/>
-              </w:rPr>
-              <w:t>int interval = 61;//</w:t>
-            </w:r>
-            <w:r>
-              <w:rPr>
-                <w:rFonts w:hint="eastAsia"/>
-                <w:color w:val="ED7D31" w:themeColor="accent2"/>
-                <w:sz w:val="20"/>
-                <w:szCs w:val="20"/>
-              </w:rPr>
-              <w:t>每隔幾秒紀錄一次</w:t>
-            </w:r>
-          </w:p>
-          <w:p>
-            <w:pPr>
-              <w:spacing w:line="200" w:lineRule="exact"/>
-              <w:rPr>
-                <w:color w:val="ED7D31" w:themeColor="accent2"/>
-                <w:sz w:val="20"/>
-                <w:szCs w:val="20"/>
-              </w:rPr>
-            </w:pPr>
-            <w:r>
-              <w:rPr>
-                <w:color w:val="ED7D31" w:themeColor="accent2"/>
-                <w:sz w:val="20"/>
-                <w:szCs w:val="20"/>
-              </w:rPr>
-              <w:t xml:space="preserve">  if(millis()-preMillisCar&gt;=interval*1000){</w:t>
-            </w:r>
-          </w:p>
-          <w:p>
-            <w:pPr>
-              <w:spacing w:line="200" w:lineRule="exact"/>
-              <w:rPr>
-                <w:color w:val="ED7D31" w:themeColor="accent2"/>
-                <w:sz w:val="20"/>
-                <w:szCs w:val="20"/>
-              </w:rPr>
-            </w:pPr>
-            <w:r>
-              <w:rPr>
-                <w:color w:val="ED7D31" w:themeColor="accent2"/>
-                <w:sz w:val="20"/>
-                <w:szCs w:val="20"/>
-              </w:rPr>
-              <w:t xml:space="preserve">    </w:t>
-            </w:r>
-            <w:r>
-              <w:rPr>
-                <w:color w:val="ED7D31" w:themeColor="accent2"/>
-                <w:sz w:val="20"/>
-                <w:szCs w:val="20"/>
-              </w:rPr>
-              <w:t xml:space="preserve">  preMillisCar = millis();</w:t>
-            </w:r>
-          </w:p>
-          <w:p>
-            <w:pPr>
-              <w:spacing w:line="200" w:lineRule="exact"/>
-              <w:rPr>
-                <w:color w:val="ED7D31" w:themeColor="accent2"/>
-                <w:sz w:val="20"/>
-                <w:szCs w:val="20"/>
-              </w:rPr>
-            </w:pPr>
-            <w:r>
-              <w:rPr>
-                <w:color w:val="ED7D31" w:themeColor="accent2"/>
-                <w:sz w:val="20"/>
-                <w:szCs w:val="20"/>
-              </w:rPr>
-              <w:t xml:space="preserve">    </w:t>
-            </w:r>
-            <w:r>
-              <w:rPr>
-                <w:color w:val="ED7D31" w:themeColor="accent2"/>
-                <w:sz w:val="20"/>
-                <w:szCs w:val="20"/>
-              </w:rPr>
-              <w:t xml:space="preserve">  </w:t>
-            </w:r>
-          </w:p>
-          <w:p>
-            <w:pPr>
-              <w:spacing w:line="200" w:lineRule="exact"/>
-              <w:rPr>
-                <w:color w:val="ED7D31" w:themeColor="accent2"/>
-                <w:sz w:val="20"/>
-                <w:szCs w:val="20"/>
-              </w:rPr>
-            </w:pPr>
-            <w:r>
-              <w:rPr>
-                <w:color w:val="ED7D31" w:themeColor="accent2"/>
-                <w:sz w:val="20"/>
-                <w:szCs w:val="20"/>
-              </w:rPr>
-              <w:t xml:space="preserve">    </w:t>
-            </w:r>
-            <w:r>
-              <w:rPr>
-                <w:color w:val="ED7D31" w:themeColor="accent2"/>
-                <w:sz w:val="20"/>
-                <w:szCs w:val="20"/>
-              </w:rPr>
-              <w:t xml:space="preserve">  shuntvoltage = ina219Car.getShuntVoltage_mV();</w:t>
-            </w:r>
-          </w:p>
-          <w:p>
-            <w:pPr>
-              <w:spacing w:line="200" w:lineRule="exact"/>
-              <w:rPr>
-                <w:rFonts w:hint="eastAsia"/>
-                <w:color w:val="ED7D31" w:themeColor="accent2"/>
-                <w:sz w:val="20"/>
-                <w:szCs w:val="20"/>
-              </w:rPr>
-            </w:pPr>
-            <w:r>
-              <w:rPr>
-                <w:rFonts w:hint="eastAsia"/>
-                <w:color w:val="ED7D31" w:themeColor="accent2"/>
-                <w:sz w:val="20"/>
-                <w:szCs w:val="20"/>
-              </w:rPr>
-              <w:t xml:space="preserve">    </w:t>
-            </w:r>
-            <w:r>
-              <w:rPr>
-                <w:rFonts w:hint="eastAsia"/>
-                <w:color w:val="ED7D31" w:themeColor="accent2"/>
-                <w:sz w:val="20"/>
-                <w:szCs w:val="20"/>
-              </w:rPr>
-              <w:t xml:space="preserve">  busvoltage = ina219Car.getBusVoltage_V();//Bus Voltage</w:t>
-            </w:r>
-            <w:r>
-              <w:rPr>
-                <w:rFonts w:hint="eastAsia"/>
-                <w:color w:val="ED7D31" w:themeColor="accent2"/>
-                <w:sz w:val="20"/>
-                <w:szCs w:val="20"/>
-              </w:rPr>
-              <w:t>電池電壓</w:t>
-            </w:r>
-            <w:r>
-              <w:rPr>
-                <w:rFonts w:hint="eastAsia"/>
-                <w:color w:val="ED7D31" w:themeColor="accent2"/>
-                <w:sz w:val="20"/>
-                <w:szCs w:val="20"/>
-              </w:rPr>
-              <w:t>(V)</w:t>
-            </w:r>
-          </w:p>
-          <w:p>
-            <w:pPr>
-              <w:spacing w:line="200" w:lineRule="exact"/>
-              <w:rPr>
-                <w:rFonts w:hint="eastAsia"/>
-                <w:color w:val="ED7D31" w:themeColor="accent2"/>
-                <w:sz w:val="20"/>
-                <w:szCs w:val="20"/>
-              </w:rPr>
-            </w:pPr>
-            <w:r>
-              <w:rPr>
-                <w:rFonts w:hint="eastAsia"/>
-                <w:color w:val="ED7D31" w:themeColor="accent2"/>
-                <w:sz w:val="20"/>
-                <w:szCs w:val="20"/>
-              </w:rPr>
-              <w:t xml:space="preserve">    </w:t>
-            </w:r>
-            <w:r>
-              <w:rPr>
-                <w:rFonts w:hint="eastAsia"/>
-                <w:color w:val="ED7D31" w:themeColor="accent2"/>
-                <w:sz w:val="20"/>
-                <w:szCs w:val="20"/>
-              </w:rPr>
-              <w:t xml:space="preserve">  current_mA = ina219Car.getCurrent_mA(;//Current</w:t>
-            </w:r>
-            <w:r>
-              <w:rPr>
-                <w:rFonts w:hint="eastAsia"/>
-                <w:color w:val="ED7D31" w:themeColor="accent2"/>
-                <w:sz w:val="20"/>
-                <w:szCs w:val="20"/>
-              </w:rPr>
-              <w:t>負載電流</w:t>
-            </w:r>
-            <w:r>
-              <w:rPr>
-                <w:rFonts w:hint="eastAsia"/>
-                <w:color w:val="ED7D31" w:themeColor="accent2"/>
-                <w:sz w:val="20"/>
-                <w:szCs w:val="20"/>
-              </w:rPr>
-              <w:t>(mA)</w:t>
-            </w:r>
-          </w:p>
-          <w:p>
-            <w:pPr>
-              <w:spacing w:line="200" w:lineRule="exact"/>
-              <w:rPr>
-                <w:rFonts w:hint="eastAsia"/>
-                <w:color w:val="ED7D31" w:themeColor="accent2"/>
-                <w:sz w:val="20"/>
-                <w:szCs w:val="20"/>
-              </w:rPr>
-            </w:pPr>
-            <w:r>
-              <w:rPr>
-                <w:rFonts w:hint="eastAsia"/>
-                <w:color w:val="ED7D31" w:themeColor="accent2"/>
-                <w:sz w:val="20"/>
-                <w:szCs w:val="20"/>
-              </w:rPr>
-              <w:t xml:space="preserve">    </w:t>
-            </w:r>
-            <w:r>
-              <w:rPr>
-                <w:rFonts w:hint="eastAsia"/>
-                <w:color w:val="ED7D31" w:themeColor="accent2"/>
-                <w:sz w:val="20"/>
-                <w:szCs w:val="20"/>
-              </w:rPr>
-              <w:t xml:space="preserve">  power_mW = ina219Car.getPower_mW();//Power</w:t>
-            </w:r>
-            <w:r>
-              <w:rPr>
-                <w:rFonts w:hint="eastAsia"/>
-                <w:color w:val="ED7D31" w:themeColor="accent2"/>
-                <w:sz w:val="20"/>
-                <w:szCs w:val="20"/>
-              </w:rPr>
-              <w:t>負載功率</w:t>
-            </w:r>
-            <w:r>
-              <w:rPr>
-                <w:rFonts w:hint="eastAsia"/>
-                <w:color w:val="ED7D31" w:themeColor="accent2"/>
-                <w:sz w:val="20"/>
-                <w:szCs w:val="20"/>
-              </w:rPr>
-              <w:t>(mW)</w:t>
-            </w:r>
-          </w:p>
-          <w:p>
-            <w:pPr>
-              <w:spacing w:line="200" w:lineRule="exact"/>
-              <w:rPr>
-                <w:rFonts w:hint="eastAsia"/>
-                <w:color w:val="ED7D31" w:themeColor="accent2"/>
-                <w:sz w:val="20"/>
-                <w:szCs w:val="20"/>
-              </w:rPr>
-            </w:pPr>
-            <w:r>
-              <w:rPr>
-                <w:rFonts w:hint="eastAsia"/>
-                <w:color w:val="ED7D31" w:themeColor="accent2"/>
-                <w:sz w:val="20"/>
-                <w:szCs w:val="20"/>
-              </w:rPr>
-              <w:t xml:space="preserve">    </w:t>
-            </w:r>
-            <w:r>
-              <w:rPr>
-                <w:rFonts w:hint="eastAsia"/>
-                <w:color w:val="ED7D31" w:themeColor="accent2"/>
-                <w:sz w:val="20"/>
-                <w:szCs w:val="20"/>
-              </w:rPr>
-              <w:t xml:space="preserve">  loadvoltage = busvoltage + (shuntvoltage / 1000);//Load Voltage</w:t>
-            </w:r>
-            <w:r>
-              <w:rPr>
-                <w:rFonts w:hint="eastAsia"/>
-                <w:color w:val="ED7D31" w:themeColor="accent2"/>
-                <w:sz w:val="20"/>
-                <w:szCs w:val="20"/>
-              </w:rPr>
-              <w:t>負載電壓</w:t>
-            </w:r>
-            <w:r>
-              <w:rPr>
-                <w:rFonts w:hint="eastAsia"/>
-                <w:color w:val="ED7D31" w:themeColor="accent2"/>
-                <w:sz w:val="20"/>
-                <w:szCs w:val="20"/>
-              </w:rPr>
-              <w:t>(V)</w:t>
-            </w:r>
-          </w:p>
-          <w:p>
-            <w:pPr>
-              <w:spacing w:line="200" w:lineRule="exact"/>
-              <w:rPr>
-                <w:color w:val="ED7D31" w:themeColor="accent2"/>
-                <w:sz w:val="20"/>
-                <w:szCs w:val="20"/>
-              </w:rPr>
-            </w:pPr>
-            <w:r>
-              <w:rPr>
-                <w:color w:val="ED7D31" w:themeColor="accent2"/>
-                <w:sz w:val="20"/>
-                <w:szCs w:val="20"/>
-              </w:rPr>
-              <w:t xml:space="preserve">    </w:t>
-            </w:r>
-            <w:r>
-              <w:rPr>
-                <w:color w:val="ED7D31" w:themeColor="accent2"/>
-                <w:sz w:val="20"/>
-                <w:szCs w:val="20"/>
-              </w:rPr>
-              <w:t xml:space="preserve">  </w:t>
-            </w:r>
-          </w:p>
-          <w:p>
-            <w:pPr>
-              <w:spacing w:line="200" w:lineRule="exact"/>
-              <w:rPr>
-                <w:rFonts w:hint="eastAsia"/>
-                <w:color w:val="ED7D31" w:themeColor="accent2"/>
-                <w:sz w:val="20"/>
-                <w:szCs w:val="20"/>
-              </w:rPr>
-            </w:pPr>
-            <w:r>
-              <w:rPr>
-                <w:rFonts w:hint="eastAsia"/>
-                <w:color w:val="ED7D31" w:themeColor="accent2"/>
-                <w:sz w:val="20"/>
-                <w:szCs w:val="20"/>
-              </w:rPr>
-              <w:t xml:space="preserve">    </w:t>
-            </w:r>
-            <w:r>
-              <w:rPr>
-                <w:rFonts w:hint="eastAsia"/>
-                <w:color w:val="ED7D31" w:themeColor="accent2"/>
-                <w:sz w:val="20"/>
-                <w:szCs w:val="20"/>
-              </w:rPr>
-              <w:t xml:space="preserve">  //</w:t>
-            </w:r>
-            <w:r>
-              <w:rPr>
-                <w:rFonts w:hint="eastAsia"/>
-                <w:color w:val="ED7D31" w:themeColor="accent2"/>
-                <w:sz w:val="20"/>
-                <w:szCs w:val="20"/>
-              </w:rPr>
-              <w:t>寫入</w:t>
-            </w:r>
-            <w:r>
-              <w:rPr>
-                <w:rFonts w:hint="eastAsia"/>
-                <w:color w:val="ED7D31" w:themeColor="accent2"/>
-                <w:sz w:val="20"/>
-                <w:szCs w:val="20"/>
-              </w:rPr>
-              <w:t>google</w:t>
-            </w:r>
-            <w:r>
-              <w:rPr>
-                <w:rFonts w:hint="eastAsia"/>
-                <w:color w:val="ED7D31" w:themeColor="accent2"/>
-                <w:sz w:val="20"/>
-                <w:szCs w:val="20"/>
-              </w:rPr>
-              <w:t>試算表</w:t>
-            </w:r>
-          </w:p>
-          <w:p>
-            <w:pPr>
-              <w:spacing w:line="200" w:lineRule="exact"/>
-              <w:rPr>
-                <w:color w:val="ED7D31" w:themeColor="accent2"/>
-                <w:sz w:val="20"/>
-                <w:szCs w:val="20"/>
-              </w:rPr>
-            </w:pPr>
-            <w:r>
-              <w:rPr>
-                <w:color w:val="ED7D31" w:themeColor="accent2"/>
-                <w:sz w:val="20"/>
-                <w:szCs w:val="20"/>
-              </w:rPr>
-              <w:t xml:space="preserve">    </w:t>
-            </w:r>
-            <w:r>
-              <w:rPr>
-                <w:color w:val="ED7D31" w:themeColor="accent2"/>
-                <w:sz w:val="20"/>
-                <w:szCs w:val="20"/>
-              </w:rPr>
-              <w:t xml:space="preserve">  if(power_mW&gt;0){</w:t>
-            </w:r>
-          </w:p>
-          <w:p>
-            <w:pPr>
-              <w:spacing w:line="200" w:lineRule="exact"/>
-              <w:rPr>
-                <w:rFonts w:hint="eastAsia"/>
-                <w:color w:val="ED7D31" w:themeColor="accent2"/>
-                <w:sz w:val="20"/>
-                <w:szCs w:val="20"/>
-              </w:rPr>
-            </w:pPr>
-            <w:r>
-              <w:rPr>
-                <w:rFonts w:hint="eastAsia"/>
-                <w:color w:val="ED7D31" w:themeColor="accent2"/>
-                <w:sz w:val="20"/>
-                <w:szCs w:val="20"/>
-              </w:rPr>
-              <w:t xml:space="preserve">        </w:t>
-            </w:r>
-            <w:r>
-              <w:rPr>
-                <w:rFonts w:hint="eastAsia"/>
-                <w:color w:val="ED7D31" w:themeColor="accent2"/>
-                <w:sz w:val="20"/>
-                <w:szCs w:val="20"/>
-              </w:rPr>
-              <w:t>sendToGoogleSheets("1",URLEncode((String() + "</w:t>
-            </w:r>
-            <w:r>
-              <w:rPr>
-                <w:rFonts w:hint="eastAsia"/>
-                <w:color w:val="ED7D31" w:themeColor="accent2"/>
-                <w:sz w:val="20"/>
-                <w:szCs w:val="20"/>
-              </w:rPr>
-              <w:t>小車消耗能量</w:t>
-            </w:r>
-            <w:r>
-              <w:rPr>
-                <w:rFonts w:hint="eastAsia"/>
-                <w:color w:val="ED7D31" w:themeColor="accent2"/>
-                <w:sz w:val="20"/>
-                <w:szCs w:val="20"/>
-              </w:rPr>
-              <w:t>" + "," + power_mW + "," + interval).c_str()));</w:t>
-            </w:r>
-          </w:p>
-          <w:p>
-            <w:pPr>
-              <w:spacing w:line="200" w:lineRule="exact"/>
-              <w:rPr>
-                <w:color w:val="ED7D31" w:themeColor="accent2"/>
-                <w:sz w:val="20"/>
-                <w:szCs w:val="20"/>
-              </w:rPr>
-            </w:pPr>
-            <w:r>
-              <w:rPr>
-                <w:color w:val="ED7D31" w:themeColor="accent2"/>
-                <w:sz w:val="20"/>
-                <w:szCs w:val="20"/>
-              </w:rPr>
-              <w:t xml:space="preserve">    </w:t>
-            </w:r>
-            <w:r>
-              <w:rPr>
-                <w:color w:val="ED7D31" w:themeColor="accent2"/>
-                <w:sz w:val="20"/>
-                <w:szCs w:val="20"/>
-              </w:rPr>
-              <w:t xml:space="preserve">  }</w:t>
-            </w:r>
-            <w:r>
-              <w:rPr>
-                <w:color w:val="ED7D31" w:themeColor="accent2"/>
-                <w:sz w:val="20"/>
-                <w:szCs w:val="20"/>
-              </w:rPr>
-              <w:t xml:space="preserve">    </w:t>
-            </w:r>
-            <w:r>
-              <w:rPr>
-                <w:color w:val="ED7D31" w:themeColor="accent2"/>
-                <w:sz w:val="20"/>
-                <w:szCs w:val="20"/>
-              </w:rPr>
-              <w:t xml:space="preserve">  </w:t>
-            </w:r>
-          </w:p>
-          <w:p>
-            <w:pPr>
-              <w:spacing w:line="200" w:lineRule="exact"/>
-              <w:rPr>
-                <w:color w:val="ED7D31" w:themeColor="accent2"/>
-                <w:sz w:val="20"/>
-                <w:szCs w:val="20"/>
-              </w:rPr>
-            </w:pPr>
-            <w:r>
-              <w:rPr>
-                <w:color w:val="ED7D31" w:themeColor="accent2"/>
-                <w:sz w:val="20"/>
-                <w:szCs w:val="20"/>
-              </w:rPr>
-              <w:t xml:space="preserve">  }   </w:t>
-            </w:r>
-          </w:p>
-          <w:p>
-            <w:pPr>
-              <w:spacing w:line="200" w:lineRule="exact"/>
-              <w:rPr>
-                <w:sz w:val="20"/>
-                <w:szCs w:val="20"/>
-              </w:rPr>
-            </w:pPr>
-            <w:r>
-              <w:rPr>
-                <w:color w:val="ED7D31" w:themeColor="accent2"/>
-                <w:sz w:val="20"/>
-                <w:szCs w:val="20"/>
-              </w:rPr>
-              <w:t>}</w:t>
-            </w:r>
-          </w:p>
-          <w:p>
-            <w:pPr>
-              <w:spacing w:line="200" w:lineRule="exact"/>
-              <w:rPr>
                 <w:sz w:val="20"/>
                 <w:szCs w:val="20"/>
               </w:rPr>
@@ -7094,7 +7045,6 @@
             <w:pPr>
               <w:spacing w:line="200" w:lineRule="exact"/>
               <w:rPr>
-                <w:rFonts w:hint="eastAsia"/>
                 <w:sz w:val="20"/>
                 <w:szCs w:val="20"/>
               </w:rPr>
@@ -7288,7 +7238,7 @@
                 <w:szCs w:val="20"/>
               </w:rPr>
               <w:lastRenderedPageBreak/>
-              <w:t>_0</w:t>
+              <w:t>_04mi_espcharge_</w:t>
             </w:r>
             <w:r>
               <w:rPr>
@@ -7297,39 +7247,19 @@
                 <w:sz w:val="20"/>
                 <w:szCs w:val="20"/>
               </w:rPr>
-              <w:t>4</w:t>
-            </w:r>
-            <w:r>
+              <w:t>writesheet</w:t>
+            </w:r>
+          </w:p>
+          <w:p>
+            <w:pPr>
+              <w:widowControl/>
               <w:rPr>
                 <w:rFonts w:ascii="Arial Unicode MS" w:hAnsi="Arial Unicode MS"/>
                 <w:color w:val="008800"/>
                 <w:sz w:val="20"/>
                 <w:szCs w:val="20"/>
               </w:rPr>
-              <w:t>mi_espcharge_</w:t>
-            </w:r>
-            <w:r>
-              <w:rPr>
-                <w:rFonts w:ascii="Arial Unicode MS" w:hAnsi="Arial Unicode MS"/>
-                <w:color w:val="008800"/>
-                <w:sz w:val="20"/>
-                <w:szCs w:val="20"/>
-              </w:rPr>
-              <w:t>sheet_sun</w:t>
-            </w:r>
-          </w:p>
-          <w:p>
-            <w:pPr>
-              <w:widowControl/>
-              <w:rPr>
-                <w:rFonts w:ascii="Arial Unicode MS" w:hAnsi="Arial Unicode MS"/>
-                <w:color w:val="008800"/>
-                <w:sz w:val="20"/>
-                <w:szCs w:val="20"/>
-              </w:rPr>
-            </w:pPr>
-            <w:bookmarkStart w:id="0" w:name="_GoBack"/>
-            <w:bookmarkEnd w:id="0"/>
+            </w:pPr>
           </w:p>
           <w:p>
             <w:pPr>
@@ -7894,17 +7824,7 @@
                                       <w:sz w:val="20"/>
                                       <w:szCs w:val="20"/>
                                     </w:rPr>
-                                    <w:t>的</w:t>
-                                  </w:r>
-                                  <w:r>
-                                    <w:rPr>
-                                      <w:rFonts w:asciiTheme="minorHAnsi" w:cs="Times New Roman" w:hint="eastAsia"/>
-                                      <w:color w:val="FFFFFF" w:themeColor="light1"/>
-                                      <w:kern w:val="2"/>
-                                      <w:sz w:val="20"/>
-                                      <w:szCs w:val="20"/>
-                                    </w:rPr>
-                                    <w:t>瓦數</w:t>
+                                    <w:t>的瓦數</w:t>
                                   </w:r>
                                 </w:p>
                               </w:txbxContent>
@@ -8799,6 +8719,24 @@
                       <w:sz w:val="20"/>
                       <w:szCs w:val="20"/>
                     </w:rPr>
+                    <w:t xml:space="preserve"> </w:t>
+                  </w:r>
+                  <w:r>
+                    <w:rPr>
+                      <w:rFonts w:ascii="Arial Unicode MS" w:hAnsi="Arial Unicode MS"/>
+                      <w:color w:val="C45911" w:themeColor="accent2" w:themeShade="BF"/>
+                      <w:sz w:val="20"/>
+                      <w:szCs w:val="20"/>
+                    </w:rPr>
+                    <w:t xml:space="preserve"> </w:t>
+                  </w:r>
+                  <w:r>
+                    <w:rPr>
+                      <w:rFonts w:ascii="Arial Unicode MS" w:hAnsi="Arial Unicode MS" w:hint="eastAsia"/>
+                      <w:color w:val="C45911" w:themeColor="accent2" w:themeShade="BF"/>
+                      <w:sz w:val="20"/>
+                      <w:szCs w:val="20"/>
+                    </w:rPr>
                     <w:t>v</w:t>
                   </w:r>
                   <w:r>
@@ -8862,6 +8800,24 @@
                       <w:sz w:val="20"/>
                       <w:szCs w:val="20"/>
                     </w:rPr>
+                    <w:t xml:space="preserve"> </w:t>
+                  </w:r>
+                  <w:r>
+                    <w:rPr>
+                      <w:rFonts w:ascii="Arial Unicode MS" w:hAnsi="Arial Unicode MS"/>
+                      <w:color w:val="C45911" w:themeColor="accent2" w:themeShade="BF"/>
+                      <w:sz w:val="20"/>
+                      <w:szCs w:val="20"/>
+                    </w:rPr>
+                    <w:t xml:space="preserve"> </w:t>
+                  </w:r>
+                  <w:r>
+                    <w:rPr>
+                      <w:rFonts w:ascii="Arial Unicode MS" w:hAnsi="Arial Unicode MS" w:hint="eastAsia"/>
+                      <w:color w:val="C45911" w:themeColor="accent2" w:themeShade="BF"/>
+                      <w:sz w:val="20"/>
+                      <w:szCs w:val="20"/>
+                    </w:rPr>
                     <w:t>i</w:t>
                   </w:r>
                   <w:r>
@@ -8879,15 +8835,7 @@
                       <w:sz w:val="18"/>
                       <w:szCs w:val="16"/>
                     </w:rPr>
-                    <w:t>dropdown_</w:t>
-                  </w:r>
-                  <w:r>
-                    <w:rPr>
-                      <w:color w:val="FF0000"/>
-                      <w:sz w:val="18"/>
-                      <w:szCs w:val="16"/>
-                    </w:rPr>
-                    <w:t>type</w:t>
+                    <w:t>dropdown_type</w:t>
                   </w:r>
                   <w:r>
                     <w:rPr>
@@ -8900,12 +8848,28 @@
                   </w:r>
                   <w:r>
                     <w:rPr>
+                      <w:color w:val="C45911" w:themeColor="accent2" w:themeShade="BF"/>
+                      <w:sz w:val="20"/>
+                      <w:szCs w:val="20"/>
+                    </w:rPr>
+                    <w:t>"</w:t>
+                  </w:r>
+                  <w:r>
+                    <w:rPr>
                       <w:rFonts w:ascii="Arial Unicode MS" w:hAnsi="Arial Unicode MS"/>
                       <w:color w:val="C45911" w:themeColor="accent2" w:themeShade="BF"/>
                       <w:sz w:val="20"/>
                       <w:szCs w:val="20"/>
                     </w:rPr>
                     <w:t>sun</w:t>
+                  </w:r>
+                  <w:r>
+                    <w:rPr>
+                      <w:color w:val="C45911" w:themeColor="accent2" w:themeShade="BF"/>
+                      <w:sz w:val="20"/>
+                      <w:szCs w:val="20"/>
+                    </w:rPr>
+                    <w:t>"</w:t>
                   </w:r>
                   <w:r>
                     <w:rPr>
@@ -8937,12 +8901,12 @@
                   </w:r>
                   <w:r>
                     <w:rPr>
-                      <w:rFonts w:ascii="Arial Unicode MS" w:hAnsi="Arial Unicode MS"/>
+                      <w:rFonts w:ascii="Arial Unicode MS" w:hAnsi="Arial Unicode MS" w:hint="eastAsia"/>
                       <w:color w:val="C45911" w:themeColor="accent2" w:themeShade="BF"/>
                       <w:sz w:val="20"/>
                       <w:szCs w:val="20"/>
                     </w:rPr>
-                    <w:t xml:space="preserve"> code</w:t>
+                    <w:t xml:space="preserve"> </w:t>
                   </w:r>
                   <w:r>
                     <w:rPr>
@@ -8951,7 +8915,16 @@
                       <w:sz w:val="20"/>
                       <w:szCs w:val="20"/>
                     </w:rPr>
-                    <w:t xml:space="preserve"> = </w:t>
+                    <w:t xml:space="preserve"> </w:t>
+                  </w:r>
+                  <w:r>
+                    <w:rPr>
+                      <w:rFonts w:ascii="Arial Unicode MS" w:hAnsi="Arial Unicode MS"/>
+                      <w:color w:val="C45911" w:themeColor="accent2" w:themeShade="BF"/>
+                      <w:sz w:val="20"/>
+                      <w:szCs w:val="20"/>
+                    </w:rPr>
+                    <w:t xml:space="preserve"> code = </w:t>
                   </w:r>
                   <w:r>
                     <w:rPr>
@@ -8967,6 +8940,13 @@
                       <w:szCs w:val="20"/>
                     </w:rPr>
                     <w:t>batCharging();</w:t>
+                  </w:r>
+                  <w:r>
+                    <w:rPr>
+                      <w:sz w:val="20"/>
+                      <w:szCs w:val="20"/>
+                    </w:rPr>
+                    <w:t>\n</w:t>
                   </w:r>
                   <w:r>
                     <w:rPr>
@@ -8994,6 +8974,24 @@
                       <w:szCs w:val="20"/>
                     </w:rPr>
                   </w:pPr>
+                  <w:r>
+                    <w:rPr>
+                      <w:rFonts w:ascii="Arial Unicode MS" w:hAnsi="Arial Unicode MS" w:hint="eastAsia"/>
+                      <w:color w:val="C45911" w:themeColor="accent2" w:themeShade="BF"/>
+                      <w:sz w:val="20"/>
+                      <w:szCs w:val="20"/>
+                    </w:rPr>
+                    <w:t xml:space="preserve"> </w:t>
+                  </w:r>
+                  <w:r>
+                    <w:rPr>
+                      <w:rFonts w:ascii="Arial Unicode MS" w:hAnsi="Arial Unicode MS"/>
+                      <w:color w:val="C45911" w:themeColor="accent2" w:themeShade="BF"/>
+                      <w:sz w:val="20"/>
+                      <w:szCs w:val="20"/>
+                    </w:rPr>
+                    <w:t xml:space="preserve"> </w:t>
+                  </w:r>
                   <w:r>
                     <w:rPr>
                       <w:rFonts w:ascii="Arial Unicode MS" w:hAnsi="Arial Unicode MS" w:hint="eastAsia"/>
@@ -9045,7 +9043,32 @@
                       <w:sz w:val="20"/>
                       <w:szCs w:val="20"/>
                     </w:rPr>
-                    <w:t>==car</w:t>
+                    <w:t>==</w:t>
+                  </w:r>
+                  <w:r>
+                    <w:rPr>
+                      <w:color w:val="C45911" w:themeColor="accent2" w:themeShade="BF"/>
+                      <w:sz w:val="20"/>
+                      <w:szCs w:val="20"/>
+                    </w:rPr>
+                    <w:t>"</w:t>
+                  </w:r>
+                  <w:r>
+                    <w:rPr>
+                      <w:rFonts w:ascii="Arial Unicode MS" w:hAnsi="Arial Unicode MS"/>
+                      <w:color w:val="C45911" w:themeColor="accent2" w:themeShade="BF"/>
+                      <w:sz w:val="20"/>
+                      <w:szCs w:val="20"/>
+                    </w:rPr>
+                    <w:t>car</w:t>
+                  </w:r>
+                  <w:r>
+                    <w:rPr>
+                      <w:color w:val="C45911" w:themeColor="accent2" w:themeShade="BF"/>
+                      <w:sz w:val="20"/>
+                      <w:szCs w:val="20"/>
+                    </w:rPr>
+                    <w:t>"</w:t>
                   </w:r>
                   <w:r>
                     <w:rPr>
@@ -9077,12 +9100,12 @@
                   </w:r>
                   <w:r>
                     <w:rPr>
-                      <w:rFonts w:ascii="Arial Unicode MS" w:hAnsi="Arial Unicode MS"/>
+                      <w:rFonts w:ascii="Arial Unicode MS" w:hAnsi="Arial Unicode MS" w:hint="eastAsia"/>
                       <w:color w:val="C45911" w:themeColor="accent2" w:themeShade="BF"/>
                       <w:sz w:val="20"/>
                       <w:szCs w:val="20"/>
                     </w:rPr>
-                    <w:t xml:space="preserve"> code</w:t>
+                    <w:t xml:space="preserve"> </w:t>
                   </w:r>
                   <w:r>
                     <w:rPr>
@@ -9091,7 +9114,16 @@
                       <w:sz w:val="20"/>
                       <w:szCs w:val="20"/>
                     </w:rPr>
-                    <w:t xml:space="preserve"> = </w:t>
+                    <w:t xml:space="preserve"> </w:t>
+                  </w:r>
+                  <w:r>
+                    <w:rPr>
+                      <w:rFonts w:ascii="Arial Unicode MS" w:hAnsi="Arial Unicode MS"/>
+                      <w:color w:val="C45911" w:themeColor="accent2" w:themeShade="BF"/>
+                      <w:sz w:val="20"/>
+                      <w:szCs w:val="20"/>
+                    </w:rPr>
+                    <w:t xml:space="preserve"> code = </w:t>
                   </w:r>
                   <w:r>
                     <w:rPr>
@@ -9107,6 +9139,13 @@
                       <w:szCs w:val="20"/>
                     </w:rPr>
                     <w:t>carCharging();</w:t>
+                  </w:r>
+                  <w:r>
+                    <w:rPr>
+                      <w:sz w:val="20"/>
+                      <w:szCs w:val="20"/>
+                    </w:rPr>
+                    <w:t>\n</w:t>
                   </w:r>
                   <w:r>
                     <w:rPr>
@@ -9141,6 +9180,24 @@
                       <w:sz w:val="20"/>
                       <w:szCs w:val="20"/>
                     </w:rPr>
+                    <w:t xml:space="preserve"> </w:t>
+                  </w:r>
+                  <w:r>
+                    <w:rPr>
+                      <w:rFonts w:ascii="Arial Unicode MS" w:hAnsi="Arial Unicode MS"/>
+                      <w:color w:val="C45911" w:themeColor="accent2" w:themeShade="BF"/>
+                      <w:sz w:val="20"/>
+                      <w:szCs w:val="20"/>
+                    </w:rPr>
+                    <w:t xml:space="preserve"> </w:t>
+                  </w:r>
+                  <w:r>
+                    <w:rPr>
+                      <w:rFonts w:ascii="Arial Unicode MS" w:hAnsi="Arial Unicode MS" w:hint="eastAsia"/>
+                      <w:color w:val="C45911" w:themeColor="accent2" w:themeShade="BF"/>
+                      <w:sz w:val="20"/>
+                      <w:szCs w:val="20"/>
+                    </w:rPr>
                     <w:t>}</w:t>
                   </w:r>
                 </w:p>
@@ -9155,6 +9212,8 @@
                   </w:pPr>
                 </w:p>
               </w:tc>
+              <w:bookmarkStart w:id="0" w:name="_GoBack"/>
+              <w:bookmarkEnd w:id="0"/>
             </w:tr>
           </w:tbl>
           <w:p>
@@ -9183,7 +9242,7 @@
             <w:pPr>
               <w:widowControl/>
               <w:rPr>
-                <w:rFonts w:ascii="Arial Unicode MS" w:hAnsi="Arial Unicode MS" w:hint="eastAsia"/>
+                <w:rFonts w:ascii="Arial Unicode MS" w:hAnsi="Arial Unicode MS"/>
                 <w:color w:val="008800"/>
                 <w:sz w:val="20"/>
                 <w:szCs w:val="20"/>
@@ -10282,7 +10341,7 @@
 </file>
 
 <file path=customXml/itemProps1.xml><?xml version="1.0" encoding="utf-8"?>
-<ds:datastoreItem xmlns:ds="http://schemas.openxmlformats.org/officeDocument/2006/customXml" ds:itemID="{8CDD2128-B3A9-4370-9486-3B0941BFEAF8}">
+<ds:datastoreItem xmlns:ds="http://schemas.openxmlformats.org/officeDocument/2006/customXml" ds:itemID="{80C4E173-BC13-4BA9-B415-F45245CF5B40}">
   <ds:schemaRefs>
     <ds:schemaRef ds:uri="http://schemas.openxmlformats.org/officeDocument/2006/bibliography"/>
   </ds:schemaRefs>
